--- a/Day wise report/006BE8744_Day-3.docx
+++ b/Day wise report/006BE8744_Day-3.docx
@@ -4,7 +4,15 @@
   <w:body>
     <w:p>
       <w:r>
-        <w:t>Big O notation – Big O notation [ O(f(n)) ] is an asymptotic notation to represent time and space complexities of a program. That is how long will a program take to execute or how much memory will it need. So, if n is the input, f(n) is the time complexity and O(f(n)) is how you represent the time complexity. Example:</w:t>
+        <w:t>Big O notation – Big O notation [ O(f(n)</w:t>
+      </w:r>
+      <w:proofErr w:type="gramStart"/>
+      <w:r>
+        <w:t>) ]</w:t>
+      </w:r>
+      <w:proofErr w:type="gramEnd"/>
+      <w:r>
+        <w:t xml:space="preserve"> is an asymptotic notation to represent time and space complexities of a program. That is how long will a program take to execute or how much memory will it need. So, if n is the input, f(n) is the time complexity and O(f(n)) is how you represent the time complexity. Example:</w:t>
       </w:r>
       <w:r>
         <w:br/>
@@ -25,7 +33,15 @@
       </w:r>
       <w:r>
         <w:tab/>
-        <w:t>notation = O(n log n)</w:t>
+        <w:t xml:space="preserve">notation = </w:t>
+      </w:r>
+      <w:proofErr w:type="gramStart"/>
+      <w:r>
+        <w:t>O(</w:t>
+      </w:r>
+      <w:proofErr w:type="gramEnd"/>
+      <w:r>
+        <w:t>n log n)</w:t>
       </w:r>
     </w:p>
     <w:p/>
@@ -101,6 +117,8 @@
         </w:rPr>
         <w:t xml:space="preserve"> </w:t>
       </w:r>
+      <w:proofErr w:type="spellStart"/>
+      <w:proofErr w:type="gramStart"/>
       <w:r>
         <w:rPr>
           <w:rFonts w:ascii="Consolas" w:eastAsia="Times New Roman" w:hAnsi="Consolas" w:cs="Times New Roman"/>
@@ -113,6 +131,7 @@
         </w:rPr>
         <w:t>ArrayTest</w:t>
       </w:r>
+      <w:proofErr w:type="spellEnd"/>
       <w:r>
         <w:rPr>
           <w:rFonts w:ascii="Consolas" w:eastAsia="Times New Roman" w:hAnsi="Consolas" w:cs="Times New Roman"/>
@@ -125,6 +144,7 @@
         </w:rPr>
         <w:t>{</w:t>
       </w:r>
+      <w:proofErr w:type="gramEnd"/>
     </w:p>
     <w:p>
       <w:pPr>
@@ -224,6 +244,7 @@
         </w:rPr>
         <w:t xml:space="preserve"> </w:t>
       </w:r>
+      <w:proofErr w:type="gramStart"/>
       <w:r>
         <w:rPr>
           <w:rFonts w:ascii="Consolas" w:eastAsia="Times New Roman" w:hAnsi="Consolas" w:cs="Times New Roman"/>
@@ -270,8 +291,23 @@
           <w:lang w:eastAsia="en-IN"/>
           <w14:ligatures w14:val="none"/>
         </w:rPr>
-        <w:t xml:space="preserve">[] </w:t>
-      </w:r>
+        <w:t>[</w:t>
+      </w:r>
+      <w:proofErr w:type="gramEnd"/>
+      <w:r>
+        <w:rPr>
+          <w:rFonts w:ascii="Consolas" w:eastAsia="Times New Roman" w:hAnsi="Consolas" w:cs="Times New Roman"/>
+          <w:color w:val="BBBEBF"/>
+          <w:kern w:val="0"/>
+          <w:sz w:val="21"/>
+          <w:szCs w:val="21"/>
+          <w:lang w:eastAsia="en-IN"/>
+          <w14:ligatures w14:val="none"/>
+        </w:rPr>
+        <w:t xml:space="preserve">] </w:t>
+      </w:r>
+      <w:proofErr w:type="spellStart"/>
+      <w:proofErr w:type="gramStart"/>
       <w:r>
         <w:rPr>
           <w:rFonts w:ascii="Consolas" w:eastAsia="Times New Roman" w:hAnsi="Consolas" w:cs="Times New Roman"/>
@@ -284,6 +320,7 @@
         </w:rPr>
         <w:t>args</w:t>
       </w:r>
+      <w:proofErr w:type="spellEnd"/>
       <w:r>
         <w:rPr>
           <w:rFonts w:ascii="Consolas" w:eastAsia="Times New Roman" w:hAnsi="Consolas" w:cs="Times New Roman"/>
@@ -296,6 +333,7 @@
         </w:rPr>
         <w:t>){</w:t>
       </w:r>
+      <w:proofErr w:type="gramEnd"/>
     </w:p>
     <w:p>
       <w:pPr>
@@ -323,6 +361,7 @@
         </w:rPr>
         <w:t xml:space="preserve">        </w:t>
       </w:r>
+      <w:proofErr w:type="gramStart"/>
       <w:r>
         <w:rPr>
           <w:rFonts w:ascii="Consolas" w:eastAsia="Times New Roman" w:hAnsi="Consolas" w:cs="Times New Roman"/>
@@ -345,8 +384,22 @@
           <w:lang w:eastAsia="en-IN"/>
           <w14:ligatures w14:val="none"/>
         </w:rPr>
-        <w:t xml:space="preserve">[] </w:t>
-      </w:r>
+        <w:t>[</w:t>
+      </w:r>
+      <w:proofErr w:type="gramEnd"/>
+      <w:r>
+        <w:rPr>
+          <w:rFonts w:ascii="Consolas" w:eastAsia="Times New Roman" w:hAnsi="Consolas" w:cs="Times New Roman"/>
+          <w:color w:val="FFA657"/>
+          <w:kern w:val="0"/>
+          <w:sz w:val="21"/>
+          <w:szCs w:val="21"/>
+          <w:lang w:eastAsia="en-IN"/>
+          <w14:ligatures w14:val="none"/>
+        </w:rPr>
+        <w:t xml:space="preserve">] </w:t>
+      </w:r>
+      <w:proofErr w:type="spellStart"/>
       <w:r>
         <w:rPr>
           <w:rFonts w:ascii="Consolas" w:eastAsia="Times New Roman" w:hAnsi="Consolas" w:cs="Times New Roman"/>
@@ -359,6 +412,7 @@
         </w:rPr>
         <w:t>testArray</w:t>
       </w:r>
+      <w:proofErr w:type="spellEnd"/>
       <w:r>
         <w:rPr>
           <w:rFonts w:ascii="Consolas" w:eastAsia="Times New Roman" w:hAnsi="Consolas" w:cs="Times New Roman"/>
@@ -689,7 +743,85 @@
           <w:lang w:eastAsia="en-IN"/>
           <w14:ligatures w14:val="none"/>
         </w:rPr>
-        <w:t xml:space="preserve">  int[] testArray = new int[10];</w:t>
+        <w:t xml:space="preserve">  </w:t>
+      </w:r>
+      <w:proofErr w:type="gramStart"/>
+      <w:r>
+        <w:rPr>
+          <w:rFonts w:ascii="Consolas" w:eastAsia="Times New Roman" w:hAnsi="Consolas" w:cs="Times New Roman"/>
+          <w:color w:val="BBBEBF"/>
+          <w:kern w:val="0"/>
+          <w:sz w:val="21"/>
+          <w:szCs w:val="21"/>
+          <w:lang w:eastAsia="en-IN"/>
+          <w14:ligatures w14:val="none"/>
+        </w:rPr>
+        <w:t>int[</w:t>
+      </w:r>
+      <w:proofErr w:type="gramEnd"/>
+      <w:r>
+        <w:rPr>
+          <w:rFonts w:ascii="Consolas" w:eastAsia="Times New Roman" w:hAnsi="Consolas" w:cs="Times New Roman"/>
+          <w:color w:val="BBBEBF"/>
+          <w:kern w:val="0"/>
+          <w:sz w:val="21"/>
+          <w:szCs w:val="21"/>
+          <w:lang w:eastAsia="en-IN"/>
+          <w14:ligatures w14:val="none"/>
+        </w:rPr>
+        <w:t xml:space="preserve">] </w:t>
+      </w:r>
+      <w:proofErr w:type="spellStart"/>
+      <w:r>
+        <w:rPr>
+          <w:rFonts w:ascii="Consolas" w:eastAsia="Times New Roman" w:hAnsi="Consolas" w:cs="Times New Roman"/>
+          <w:color w:val="BBBEBF"/>
+          <w:kern w:val="0"/>
+          <w:sz w:val="21"/>
+          <w:szCs w:val="21"/>
+          <w:lang w:eastAsia="en-IN"/>
+          <w14:ligatures w14:val="none"/>
+        </w:rPr>
+        <w:t>testArray</w:t>
+      </w:r>
+      <w:proofErr w:type="spellEnd"/>
+      <w:r>
+        <w:rPr>
+          <w:rFonts w:ascii="Consolas" w:eastAsia="Times New Roman" w:hAnsi="Consolas" w:cs="Times New Roman"/>
+          <w:color w:val="BBBEBF"/>
+          <w:kern w:val="0"/>
+          <w:sz w:val="21"/>
+          <w:szCs w:val="21"/>
+          <w:lang w:eastAsia="en-IN"/>
+          <w14:ligatures w14:val="none"/>
+        </w:rPr>
+        <w:t xml:space="preserve"> = new </w:t>
+      </w:r>
+      <w:proofErr w:type="gramStart"/>
+      <w:r>
+        <w:rPr>
+          <w:rFonts w:ascii="Consolas" w:eastAsia="Times New Roman" w:hAnsi="Consolas" w:cs="Times New Roman"/>
+          <w:color w:val="BBBEBF"/>
+          <w:kern w:val="0"/>
+          <w:sz w:val="21"/>
+          <w:szCs w:val="21"/>
+          <w:lang w:eastAsia="en-IN"/>
+          <w14:ligatures w14:val="none"/>
+        </w:rPr>
+        <w:t>int[</w:t>
+      </w:r>
+      <w:proofErr w:type="gramEnd"/>
+      <w:r>
+        <w:rPr>
+          <w:rFonts w:ascii="Consolas" w:eastAsia="Times New Roman" w:hAnsi="Consolas" w:cs="Times New Roman"/>
+          <w:color w:val="BBBEBF"/>
+          <w:kern w:val="0"/>
+          <w:sz w:val="21"/>
+          <w:szCs w:val="21"/>
+          <w:lang w:eastAsia="en-IN"/>
+          <w14:ligatures w14:val="none"/>
+        </w:rPr>
+        <w:t>10];</w:t>
       </w:r>
     </w:p>
     <w:p>
@@ -766,6 +898,7 @@
         </w:rPr>
         <w:t xml:space="preserve"> </w:t>
       </w:r>
+      <w:proofErr w:type="spellStart"/>
       <w:r>
         <w:rPr>
           <w:rFonts w:ascii="Consolas" w:eastAsia="Times New Roman" w:hAnsi="Consolas" w:cs="Times New Roman"/>
@@ -778,6 +911,7 @@
         </w:rPr>
         <w:t>i</w:t>
       </w:r>
+      <w:proofErr w:type="spellEnd"/>
       <w:r>
         <w:rPr>
           <w:rFonts w:ascii="Consolas" w:eastAsia="Times New Roman" w:hAnsi="Consolas" w:cs="Times New Roman"/>
@@ -838,6 +972,7 @@
         </w:rPr>
         <w:t xml:space="preserve">; </w:t>
       </w:r>
+      <w:proofErr w:type="spellStart"/>
       <w:r>
         <w:rPr>
           <w:rFonts w:ascii="Consolas" w:eastAsia="Times New Roman" w:hAnsi="Consolas" w:cs="Times New Roman"/>
@@ -850,6 +985,7 @@
         </w:rPr>
         <w:t>i</w:t>
       </w:r>
+      <w:proofErr w:type="spellEnd"/>
       <w:r>
         <w:rPr>
           <w:rFonts w:ascii="Consolas" w:eastAsia="Times New Roman" w:hAnsi="Consolas" w:cs="Times New Roman"/>
@@ -910,6 +1046,7 @@
         </w:rPr>
         <w:t xml:space="preserve">; </w:t>
       </w:r>
+      <w:proofErr w:type="spellStart"/>
       <w:r>
         <w:rPr>
           <w:rFonts w:ascii="Consolas" w:eastAsia="Times New Roman" w:hAnsi="Consolas" w:cs="Times New Roman"/>
@@ -922,6 +1059,7 @@
         </w:rPr>
         <w:t>i</w:t>
       </w:r>
+      <w:proofErr w:type="spellEnd"/>
       <w:r>
         <w:rPr>
           <w:rFonts w:ascii="Consolas" w:eastAsia="Times New Roman" w:hAnsi="Consolas" w:cs="Times New Roman"/>
@@ -973,6 +1111,7 @@
         </w:rPr>
         <w:t xml:space="preserve">            </w:t>
       </w:r>
+      <w:proofErr w:type="spellStart"/>
       <w:r>
         <w:rPr>
           <w:rFonts w:ascii="Consolas" w:eastAsia="Times New Roman" w:hAnsi="Consolas" w:cs="Times New Roman"/>
@@ -1033,6 +1172,7 @@
         </w:rPr>
         <w:t>print</w:t>
       </w:r>
+      <w:proofErr w:type="spellEnd"/>
       <w:r>
         <w:rPr>
           <w:rFonts w:ascii="Consolas" w:eastAsia="Times New Roman" w:hAnsi="Consolas" w:cs="Times New Roman"/>
@@ -1045,6 +1185,7 @@
         </w:rPr>
         <w:t>(</w:t>
       </w:r>
+      <w:proofErr w:type="spellStart"/>
       <w:r>
         <w:rPr>
           <w:rFonts w:ascii="Consolas" w:eastAsia="Times New Roman" w:hAnsi="Consolas" w:cs="Times New Roman"/>
@@ -1057,6 +1198,7 @@
         </w:rPr>
         <w:t>testArray</w:t>
       </w:r>
+      <w:proofErr w:type="spellEnd"/>
       <w:r>
         <w:rPr>
           <w:rFonts w:ascii="Consolas" w:eastAsia="Times New Roman" w:hAnsi="Consolas" w:cs="Times New Roman"/>
@@ -1069,6 +1211,7 @@
         </w:rPr>
         <w:t>[</w:t>
       </w:r>
+      <w:proofErr w:type="spellStart"/>
       <w:r>
         <w:rPr>
           <w:rFonts w:ascii="Consolas" w:eastAsia="Times New Roman" w:hAnsi="Consolas" w:cs="Times New Roman"/>
@@ -1081,6 +1224,7 @@
         </w:rPr>
         <w:t>i</w:t>
       </w:r>
+      <w:proofErr w:type="spellEnd"/>
       <w:r>
         <w:rPr>
           <w:rFonts w:ascii="Consolas" w:eastAsia="Times New Roman" w:hAnsi="Consolas" w:cs="Times New Roman"/>
@@ -1268,6 +1412,8 @@
         </w:rPr>
         <w:t xml:space="preserve"> </w:t>
       </w:r>
+      <w:proofErr w:type="spellStart"/>
+      <w:proofErr w:type="gramStart"/>
       <w:r>
         <w:rPr>
           <w:rFonts w:ascii="Consolas" w:eastAsia="Times New Roman" w:hAnsi="Consolas" w:cs="Times New Roman"/>
@@ -1280,6 +1426,7 @@
         </w:rPr>
         <w:t>ReverseString</w:t>
       </w:r>
+      <w:proofErr w:type="spellEnd"/>
       <w:r>
         <w:rPr>
           <w:rFonts w:ascii="Consolas" w:eastAsia="Times New Roman" w:hAnsi="Consolas" w:cs="Times New Roman"/>
@@ -1292,6 +1439,7 @@
         </w:rPr>
         <w:t>{</w:t>
       </w:r>
+      <w:proofErr w:type="gramEnd"/>
     </w:p>
     <w:p>
       <w:pPr>
@@ -1391,6 +1539,7 @@
         </w:rPr>
         <w:t xml:space="preserve"> </w:t>
       </w:r>
+      <w:proofErr w:type="gramStart"/>
       <w:r>
         <w:rPr>
           <w:rFonts w:ascii="Consolas" w:eastAsia="Times New Roman" w:hAnsi="Consolas" w:cs="Times New Roman"/>
@@ -1437,8 +1586,23 @@
           <w:lang w:eastAsia="en-IN"/>
           <w14:ligatures w14:val="none"/>
         </w:rPr>
-        <w:t xml:space="preserve">[] </w:t>
-      </w:r>
+        <w:t>[</w:t>
+      </w:r>
+      <w:proofErr w:type="gramEnd"/>
+      <w:r>
+        <w:rPr>
+          <w:rFonts w:ascii="Consolas" w:eastAsia="Times New Roman" w:hAnsi="Consolas" w:cs="Times New Roman"/>
+          <w:color w:val="BBBEBF"/>
+          <w:kern w:val="0"/>
+          <w:sz w:val="21"/>
+          <w:szCs w:val="21"/>
+          <w:lang w:eastAsia="en-IN"/>
+          <w14:ligatures w14:val="none"/>
+        </w:rPr>
+        <w:t xml:space="preserve">] </w:t>
+      </w:r>
+      <w:proofErr w:type="spellStart"/>
+      <w:proofErr w:type="gramStart"/>
       <w:r>
         <w:rPr>
           <w:rFonts w:ascii="Consolas" w:eastAsia="Times New Roman" w:hAnsi="Consolas" w:cs="Times New Roman"/>
@@ -1451,6 +1615,7 @@
         </w:rPr>
         <w:t>args</w:t>
       </w:r>
+      <w:proofErr w:type="spellEnd"/>
       <w:r>
         <w:rPr>
           <w:rFonts w:ascii="Consolas" w:eastAsia="Times New Roman" w:hAnsi="Consolas" w:cs="Times New Roman"/>
@@ -1463,6 +1628,7 @@
         </w:rPr>
         <w:t>){</w:t>
       </w:r>
+      <w:proofErr w:type="gramEnd"/>
     </w:p>
     <w:p>
       <w:pPr>
@@ -1514,6 +1680,7 @@
         </w:rPr>
         <w:t xml:space="preserve"> </w:t>
       </w:r>
+      <w:proofErr w:type="spellStart"/>
       <w:r>
         <w:rPr>
           <w:rFonts w:ascii="Consolas" w:eastAsia="Times New Roman" w:hAnsi="Consolas" w:cs="Times New Roman"/>
@@ -1526,6 +1693,7 @@
         </w:rPr>
         <w:t>newString</w:t>
       </w:r>
+      <w:proofErr w:type="spellEnd"/>
       <w:r>
         <w:rPr>
           <w:rFonts w:ascii="Consolas" w:eastAsia="Times New Roman" w:hAnsi="Consolas" w:cs="Times New Roman"/>
@@ -1661,6 +1829,7 @@
         </w:rPr>
         <w:t xml:space="preserve"> </w:t>
       </w:r>
+      <w:proofErr w:type="spellStart"/>
       <w:r>
         <w:rPr>
           <w:rFonts w:ascii="Consolas" w:eastAsia="Times New Roman" w:hAnsi="Consolas" w:cs="Times New Roman"/>
@@ -1673,6 +1842,7 @@
         </w:rPr>
         <w:t>i</w:t>
       </w:r>
+      <w:proofErr w:type="spellEnd"/>
       <w:r>
         <w:rPr>
           <w:rFonts w:ascii="Consolas" w:eastAsia="Times New Roman" w:hAnsi="Consolas" w:cs="Times New Roman"/>
@@ -1709,6 +1879,7 @@
         </w:rPr>
         <w:t xml:space="preserve"> </w:t>
       </w:r>
+      <w:proofErr w:type="spellStart"/>
       <w:r>
         <w:rPr>
           <w:rFonts w:ascii="Consolas" w:eastAsia="Times New Roman" w:hAnsi="Consolas" w:cs="Times New Roman"/>
@@ -1745,6 +1916,7 @@
         </w:rPr>
         <w:t>length</w:t>
       </w:r>
+      <w:proofErr w:type="spellEnd"/>
       <w:r>
         <w:rPr>
           <w:rFonts w:ascii="Consolas" w:eastAsia="Times New Roman" w:hAnsi="Consolas" w:cs="Times New Roman"/>
@@ -1769,6 +1941,7 @@
         </w:rPr>
         <w:t>-</w:t>
       </w:r>
+      <w:proofErr w:type="gramStart"/>
       <w:r>
         <w:rPr>
           <w:rFonts w:ascii="Consolas" w:eastAsia="Times New Roman" w:hAnsi="Consolas" w:cs="Times New Roman"/>
@@ -1791,8 +1964,22 @@
           <w:lang w:eastAsia="en-IN"/>
           <w14:ligatures w14:val="none"/>
         </w:rPr>
-        <w:t xml:space="preserve"> ; </w:t>
-      </w:r>
+        <w:t xml:space="preserve"> ;</w:t>
+      </w:r>
+      <w:proofErr w:type="gramEnd"/>
+      <w:r>
+        <w:rPr>
+          <w:rFonts w:ascii="Consolas" w:eastAsia="Times New Roman" w:hAnsi="Consolas" w:cs="Times New Roman"/>
+          <w:color w:val="BBBEBF"/>
+          <w:kern w:val="0"/>
+          <w:sz w:val="21"/>
+          <w:szCs w:val="21"/>
+          <w:lang w:eastAsia="en-IN"/>
+          <w14:ligatures w14:val="none"/>
+        </w:rPr>
+        <w:t xml:space="preserve"> </w:t>
+      </w:r>
+      <w:proofErr w:type="spellStart"/>
       <w:r>
         <w:rPr>
           <w:rFonts w:ascii="Consolas" w:eastAsia="Times New Roman" w:hAnsi="Consolas" w:cs="Times New Roman"/>
@@ -1805,6 +1992,7 @@
         </w:rPr>
         <w:t>i</w:t>
       </w:r>
+      <w:proofErr w:type="spellEnd"/>
       <w:r>
         <w:rPr>
           <w:rFonts w:ascii="Consolas" w:eastAsia="Times New Roman" w:hAnsi="Consolas" w:cs="Times New Roman"/>
@@ -1853,6 +2041,7 @@
         </w:rPr>
         <w:t xml:space="preserve">; </w:t>
       </w:r>
+      <w:proofErr w:type="spellStart"/>
       <w:r>
         <w:rPr>
           <w:rFonts w:ascii="Consolas" w:eastAsia="Times New Roman" w:hAnsi="Consolas" w:cs="Times New Roman"/>
@@ -1865,6 +2054,7 @@
         </w:rPr>
         <w:t>i</w:t>
       </w:r>
+      <w:proofErr w:type="spellEnd"/>
       <w:r>
         <w:rPr>
           <w:rFonts w:ascii="Consolas" w:eastAsia="Times New Roman" w:hAnsi="Consolas" w:cs="Times New Roman"/>
@@ -1916,6 +2106,7 @@
         </w:rPr>
         <w:t xml:space="preserve">            </w:t>
       </w:r>
+      <w:proofErr w:type="spellStart"/>
       <w:r>
         <w:rPr>
           <w:rFonts w:ascii="Consolas" w:eastAsia="Times New Roman" w:hAnsi="Consolas" w:cs="Times New Roman"/>
@@ -1976,6 +2167,7 @@
         </w:rPr>
         <w:t>print</w:t>
       </w:r>
+      <w:proofErr w:type="spellEnd"/>
       <w:r>
         <w:rPr>
           <w:rFonts w:ascii="Consolas" w:eastAsia="Times New Roman" w:hAnsi="Consolas" w:cs="Times New Roman"/>
@@ -1988,6 +2180,7 @@
         </w:rPr>
         <w:t>(</w:t>
       </w:r>
+      <w:proofErr w:type="spellStart"/>
       <w:r>
         <w:rPr>
           <w:rFonts w:ascii="Consolas" w:eastAsia="Times New Roman" w:hAnsi="Consolas" w:cs="Times New Roman"/>
@@ -2024,6 +2217,7 @@
         </w:rPr>
         <w:t>charAt</w:t>
       </w:r>
+      <w:proofErr w:type="spellEnd"/>
       <w:r>
         <w:rPr>
           <w:rFonts w:ascii="Consolas" w:eastAsia="Times New Roman" w:hAnsi="Consolas" w:cs="Times New Roman"/>
@@ -2036,6 +2230,7 @@
         </w:rPr>
         <w:t>(</w:t>
       </w:r>
+      <w:proofErr w:type="spellStart"/>
       <w:r>
         <w:rPr>
           <w:rFonts w:ascii="Consolas" w:eastAsia="Times New Roman" w:hAnsi="Consolas" w:cs="Times New Roman"/>
@@ -2048,6 +2243,7 @@
         </w:rPr>
         <w:t>i</w:t>
       </w:r>
+      <w:proofErr w:type="spellEnd"/>
       <w:r>
         <w:rPr>
           <w:rFonts w:ascii="Consolas" w:eastAsia="Times New Roman" w:hAnsi="Consolas" w:cs="Times New Roman"/>
@@ -2186,6 +2382,8 @@
         </w:rPr>
         <w:t xml:space="preserve"> </w:t>
       </w:r>
+      <w:proofErr w:type="spellStart"/>
+      <w:proofErr w:type="gramStart"/>
       <w:r>
         <w:rPr>
           <w:rFonts w:ascii="Consolas" w:eastAsia="Times New Roman" w:hAnsi="Consolas" w:cs="Times New Roman"/>
@@ -2198,6 +2396,7 @@
         </w:rPr>
         <w:t>StaticNonStatic</w:t>
       </w:r>
+      <w:proofErr w:type="spellEnd"/>
       <w:r>
         <w:rPr>
           <w:rFonts w:ascii="Consolas" w:eastAsia="Times New Roman" w:hAnsi="Consolas" w:cs="Times New Roman"/>
@@ -2210,6 +2409,7 @@
         </w:rPr>
         <w:t>{</w:t>
       </w:r>
+      <w:proofErr w:type="gramEnd"/>
     </w:p>
     <w:p>
       <w:pPr>
@@ -2285,6 +2485,7 @@
         </w:rPr>
         <w:t xml:space="preserve"> </w:t>
       </w:r>
+      <w:proofErr w:type="spellStart"/>
       <w:r>
         <w:rPr>
           <w:rFonts w:ascii="Consolas" w:eastAsia="Times New Roman" w:hAnsi="Consolas" w:cs="Times New Roman"/>
@@ -2297,6 +2498,7 @@
         </w:rPr>
         <w:t>staticNumber</w:t>
       </w:r>
+      <w:proofErr w:type="spellEnd"/>
       <w:r>
         <w:rPr>
           <w:rFonts w:ascii="Consolas" w:eastAsia="Times New Roman" w:hAnsi="Consolas" w:cs="Times New Roman"/>
@@ -2432,6 +2634,7 @@
         </w:rPr>
         <w:t xml:space="preserve"> </w:t>
       </w:r>
+      <w:proofErr w:type="gramStart"/>
       <w:r>
         <w:rPr>
           <w:rFonts w:ascii="Consolas" w:eastAsia="Times New Roman" w:hAnsi="Consolas" w:cs="Times New Roman"/>
@@ -2456,6 +2659,7 @@
         </w:rPr>
         <w:t>(</w:t>
       </w:r>
+      <w:proofErr w:type="gramEnd"/>
       <w:r>
         <w:rPr>
           <w:rFonts w:ascii="Consolas" w:eastAsia="Times New Roman" w:hAnsi="Consolas" w:cs="Times New Roman"/>
@@ -2480,6 +2684,7 @@
         </w:rPr>
         <w:t xml:space="preserve"> </w:t>
       </w:r>
+      <w:proofErr w:type="spellStart"/>
       <w:r>
         <w:rPr>
           <w:rFonts w:ascii="Consolas" w:eastAsia="Times New Roman" w:hAnsi="Consolas" w:cs="Times New Roman"/>
@@ -2492,6 +2697,7 @@
         </w:rPr>
         <w:t>nonStaticNumber</w:t>
       </w:r>
+      <w:proofErr w:type="spellEnd"/>
       <w:r>
         <w:rPr>
           <w:rFonts w:ascii="Consolas" w:eastAsia="Times New Roman" w:hAnsi="Consolas" w:cs="Times New Roman"/>
@@ -2531,6 +2737,7 @@
         </w:rPr>
         <w:t xml:space="preserve">        </w:t>
       </w:r>
+      <w:proofErr w:type="spellStart"/>
       <w:r>
         <w:rPr>
           <w:rFonts w:ascii="Consolas" w:eastAsia="Times New Roman" w:hAnsi="Consolas" w:cs="Times New Roman"/>
@@ -2543,6 +2750,7 @@
         </w:rPr>
         <w:t>nonStaticNumber</w:t>
       </w:r>
+      <w:proofErr w:type="spellEnd"/>
       <w:r>
         <w:rPr>
           <w:rFonts w:ascii="Consolas" w:eastAsia="Times New Roman" w:hAnsi="Consolas" w:cs="Times New Roman"/>
@@ -2592,8 +2800,22 @@
           <w:lang w:eastAsia="en-IN"/>
           <w14:ligatures w14:val="none"/>
         </w:rPr>
-        <w:t>        staticNumber</w:t>
-      </w:r>
+        <w:t xml:space="preserve">        </w:t>
+      </w:r>
+      <w:proofErr w:type="spellStart"/>
+      <w:r>
+        <w:rPr>
+          <w:rFonts w:ascii="Consolas" w:eastAsia="Times New Roman" w:hAnsi="Consolas" w:cs="Times New Roman"/>
+          <w:color w:val="BBBEBF"/>
+          <w:kern w:val="0"/>
+          <w:sz w:val="21"/>
+          <w:szCs w:val="21"/>
+          <w:lang w:eastAsia="en-IN"/>
+          <w14:ligatures w14:val="none"/>
+        </w:rPr>
+        <w:t>staticNumber</w:t>
+      </w:r>
+      <w:proofErr w:type="spellEnd"/>
       <w:r>
         <w:rPr>
           <w:rFonts w:ascii="Consolas" w:eastAsia="Times New Roman" w:hAnsi="Consolas" w:cs="Times New Roman"/>
@@ -2645,6 +2867,7 @@
         </w:rPr>
         <w:t xml:space="preserve">        </w:t>
       </w:r>
+      <w:proofErr w:type="spellStart"/>
       <w:r>
         <w:rPr>
           <w:rFonts w:ascii="Consolas" w:eastAsia="Times New Roman" w:hAnsi="Consolas" w:cs="Times New Roman"/>
@@ -2705,6 +2928,7 @@
         </w:rPr>
         <w:t>println</w:t>
       </w:r>
+      <w:proofErr w:type="spellEnd"/>
       <w:r>
         <w:rPr>
           <w:rFonts w:ascii="Consolas" w:eastAsia="Times New Roman" w:hAnsi="Consolas" w:cs="Times New Roman"/>
@@ -2754,7 +2978,33 @@
           <w:lang w:eastAsia="en-IN"/>
           <w14:ligatures w14:val="none"/>
         </w:rPr>
-        <w:t>"nonStaticNumber = "</w:t>
+        <w:t>"</w:t>
+      </w:r>
+      <w:proofErr w:type="spellStart"/>
+      <w:r>
+        <w:rPr>
+          <w:rFonts w:ascii="Consolas" w:eastAsia="Times New Roman" w:hAnsi="Consolas" w:cs="Times New Roman"/>
+          <w:color w:val="A5D6FF"/>
+          <w:kern w:val="0"/>
+          <w:sz w:val="21"/>
+          <w:szCs w:val="21"/>
+          <w:lang w:eastAsia="en-IN"/>
+          <w14:ligatures w14:val="none"/>
+        </w:rPr>
+        <w:t>nonStaticNumber</w:t>
+      </w:r>
+      <w:proofErr w:type="spellEnd"/>
+      <w:r>
+        <w:rPr>
+          <w:rFonts w:ascii="Consolas" w:eastAsia="Times New Roman" w:hAnsi="Consolas" w:cs="Times New Roman"/>
+          <w:color w:val="A5D6FF"/>
+          <w:kern w:val="0"/>
+          <w:sz w:val="21"/>
+          <w:szCs w:val="21"/>
+          <w:lang w:eastAsia="en-IN"/>
+          <w14:ligatures w14:val="none"/>
+        </w:rPr>
+        <w:t xml:space="preserve"> = "</w:t>
       </w:r>
       <w:r>
         <w:rPr>
@@ -2792,6 +3042,7 @@
         </w:rPr>
         <w:t xml:space="preserve"> </w:t>
       </w:r>
+      <w:proofErr w:type="spellStart"/>
       <w:r>
         <w:rPr>
           <w:rFonts w:ascii="Consolas" w:eastAsia="Times New Roman" w:hAnsi="Consolas" w:cs="Times New Roman"/>
@@ -2804,6 +3055,7 @@
         </w:rPr>
         <w:t>nonStaticNumber</w:t>
       </w:r>
+      <w:proofErr w:type="spellEnd"/>
       <w:r>
         <w:rPr>
           <w:rFonts w:ascii="Consolas" w:eastAsia="Times New Roman" w:hAnsi="Consolas" w:cs="Times New Roman"/>
@@ -2865,7 +3117,33 @@
           <w:lang w:eastAsia="en-IN"/>
           <w14:ligatures w14:val="none"/>
         </w:rPr>
-        <w:t>", staticNumber = "</w:t>
+        <w:t xml:space="preserve">", </w:t>
+      </w:r>
+      <w:proofErr w:type="spellStart"/>
+      <w:r>
+        <w:rPr>
+          <w:rFonts w:ascii="Consolas" w:eastAsia="Times New Roman" w:hAnsi="Consolas" w:cs="Times New Roman"/>
+          <w:color w:val="A5D6FF"/>
+          <w:kern w:val="0"/>
+          <w:sz w:val="21"/>
+          <w:szCs w:val="21"/>
+          <w:lang w:eastAsia="en-IN"/>
+          <w14:ligatures w14:val="none"/>
+        </w:rPr>
+        <w:t>staticNumber</w:t>
+      </w:r>
+      <w:proofErr w:type="spellEnd"/>
+      <w:r>
+        <w:rPr>
+          <w:rFonts w:ascii="Consolas" w:eastAsia="Times New Roman" w:hAnsi="Consolas" w:cs="Times New Roman"/>
+          <w:color w:val="A5D6FF"/>
+          <w:kern w:val="0"/>
+          <w:sz w:val="21"/>
+          <w:szCs w:val="21"/>
+          <w:lang w:eastAsia="en-IN"/>
+          <w14:ligatures w14:val="none"/>
+        </w:rPr>
+        <w:t xml:space="preserve"> = "</w:t>
       </w:r>
       <w:r>
         <w:rPr>
@@ -2901,8 +3179,22 @@
           <w:lang w:eastAsia="en-IN"/>
           <w14:ligatures w14:val="none"/>
         </w:rPr>
-        <w:t xml:space="preserve"> staticNumber</w:t>
-      </w:r>
+        <w:t xml:space="preserve"> </w:t>
+      </w:r>
+      <w:proofErr w:type="spellStart"/>
+      <w:r>
+        <w:rPr>
+          <w:rFonts w:ascii="Consolas" w:eastAsia="Times New Roman" w:hAnsi="Consolas" w:cs="Times New Roman"/>
+          <w:color w:val="BBBEBF"/>
+          <w:kern w:val="0"/>
+          <w:sz w:val="21"/>
+          <w:szCs w:val="21"/>
+          <w:lang w:eastAsia="en-IN"/>
+          <w14:ligatures w14:val="none"/>
+        </w:rPr>
+        <w:t>staticNumber</w:t>
+      </w:r>
+      <w:proofErr w:type="spellEnd"/>
     </w:p>
     <w:p>
       <w:pPr>
@@ -3071,6 +3363,7 @@
         </w:rPr>
         <w:t xml:space="preserve"> </w:t>
       </w:r>
+      <w:proofErr w:type="gramStart"/>
       <w:r>
         <w:rPr>
           <w:rFonts w:ascii="Consolas" w:eastAsia="Times New Roman" w:hAnsi="Consolas" w:cs="Times New Roman"/>
@@ -3117,8 +3410,22 @@
           <w:lang w:eastAsia="en-IN"/>
           <w14:ligatures w14:val="none"/>
         </w:rPr>
-        <w:t xml:space="preserve">[] </w:t>
-      </w:r>
+        <w:t>[</w:t>
+      </w:r>
+      <w:proofErr w:type="gramEnd"/>
+      <w:r>
+        <w:rPr>
+          <w:rFonts w:ascii="Consolas" w:eastAsia="Times New Roman" w:hAnsi="Consolas" w:cs="Times New Roman"/>
+          <w:color w:val="BBBEBF"/>
+          <w:kern w:val="0"/>
+          <w:sz w:val="21"/>
+          <w:szCs w:val="21"/>
+          <w:lang w:eastAsia="en-IN"/>
+          <w14:ligatures w14:val="none"/>
+        </w:rPr>
+        <w:t xml:space="preserve">] </w:t>
+      </w:r>
+      <w:proofErr w:type="spellStart"/>
       <w:r>
         <w:rPr>
           <w:rFonts w:ascii="Consolas" w:eastAsia="Times New Roman" w:hAnsi="Consolas" w:cs="Times New Roman"/>
@@ -3131,6 +3438,7 @@
         </w:rPr>
         <w:t>args</w:t>
       </w:r>
+      <w:proofErr w:type="spellEnd"/>
       <w:r>
         <w:rPr>
           <w:rFonts w:ascii="Consolas" w:eastAsia="Times New Roman" w:hAnsi="Consolas" w:cs="Times New Roman"/>
@@ -3194,6 +3502,7 @@
         </w:rPr>
         <w:t xml:space="preserve"> </w:t>
       </w:r>
+      <w:proofErr w:type="spellStart"/>
       <w:r>
         <w:rPr>
           <w:rFonts w:ascii="Consolas" w:eastAsia="Times New Roman" w:hAnsi="Consolas" w:cs="Times New Roman"/>
@@ -3206,6 +3515,7 @@
         </w:rPr>
         <w:t>nonStaticNumber</w:t>
       </w:r>
+      <w:proofErr w:type="spellEnd"/>
       <w:r>
         <w:rPr>
           <w:rFonts w:ascii="Consolas" w:eastAsia="Times New Roman" w:hAnsi="Consolas" w:cs="Times New Roman"/>
@@ -3341,6 +3651,7 @@
         </w:rPr>
         <w:t xml:space="preserve"> </w:t>
       </w:r>
+      <w:proofErr w:type="spellStart"/>
       <w:r>
         <w:rPr>
           <w:rFonts w:ascii="Consolas" w:eastAsia="Times New Roman" w:hAnsi="Consolas" w:cs="Times New Roman"/>
@@ -3353,6 +3664,7 @@
         </w:rPr>
         <w:t>i</w:t>
       </w:r>
+      <w:proofErr w:type="spellEnd"/>
       <w:r>
         <w:rPr>
           <w:rFonts w:ascii="Consolas" w:eastAsia="Times New Roman" w:hAnsi="Consolas" w:cs="Times New Roman"/>
@@ -3413,6 +3725,7 @@
         </w:rPr>
         <w:t xml:space="preserve">; </w:t>
       </w:r>
+      <w:proofErr w:type="spellStart"/>
       <w:r>
         <w:rPr>
           <w:rFonts w:ascii="Consolas" w:eastAsia="Times New Roman" w:hAnsi="Consolas" w:cs="Times New Roman"/>
@@ -3425,6 +3738,7 @@
         </w:rPr>
         <w:t>i</w:t>
       </w:r>
+      <w:proofErr w:type="spellEnd"/>
       <w:r>
         <w:rPr>
           <w:rFonts w:ascii="Consolas" w:eastAsia="Times New Roman" w:hAnsi="Consolas" w:cs="Times New Roman"/>
@@ -3485,6 +3799,7 @@
         </w:rPr>
         <w:t xml:space="preserve">; </w:t>
       </w:r>
+      <w:proofErr w:type="spellStart"/>
       <w:r>
         <w:rPr>
           <w:rFonts w:ascii="Consolas" w:eastAsia="Times New Roman" w:hAnsi="Consolas" w:cs="Times New Roman"/>
@@ -3497,6 +3812,7 @@
         </w:rPr>
         <w:t>i</w:t>
       </w:r>
+      <w:proofErr w:type="spellEnd"/>
       <w:r>
         <w:rPr>
           <w:rFonts w:ascii="Consolas" w:eastAsia="Times New Roman" w:hAnsi="Consolas" w:cs="Times New Roman"/>
@@ -3572,6 +3888,7 @@
         </w:rPr>
         <w:t>(</w:t>
       </w:r>
+      <w:proofErr w:type="spellStart"/>
       <w:r>
         <w:rPr>
           <w:rFonts w:ascii="Consolas" w:eastAsia="Times New Roman" w:hAnsi="Consolas" w:cs="Times New Roman"/>
@@ -3584,6 +3901,7 @@
         </w:rPr>
         <w:t>nonStaticNumber</w:t>
       </w:r>
+      <w:proofErr w:type="spellEnd"/>
       <w:r>
         <w:rPr>
           <w:rFonts w:ascii="Consolas" w:eastAsia="Times New Roman" w:hAnsi="Consolas" w:cs="Times New Roman"/>
@@ -3728,6 +4046,8 @@
         </w:rPr>
         <w:t xml:space="preserve"> </w:t>
       </w:r>
+      <w:proofErr w:type="spellStart"/>
+      <w:proofErr w:type="gramStart"/>
       <w:r>
         <w:rPr>
           <w:rFonts w:ascii="Consolas" w:eastAsia="Times New Roman" w:hAnsi="Consolas" w:cs="Times New Roman"/>
@@ -3740,6 +4060,7 @@
         </w:rPr>
         <w:t>PrintTest</w:t>
       </w:r>
+      <w:proofErr w:type="spellEnd"/>
       <w:r>
         <w:rPr>
           <w:rFonts w:ascii="Consolas" w:eastAsia="Times New Roman" w:hAnsi="Consolas" w:cs="Times New Roman"/>
@@ -3752,6 +4073,7 @@
         </w:rPr>
         <w:t>{</w:t>
       </w:r>
+      <w:proofErr w:type="gramEnd"/>
     </w:p>
     <w:p>
       <w:pPr>
@@ -3851,6 +4173,7 @@
         </w:rPr>
         <w:t xml:space="preserve"> </w:t>
       </w:r>
+      <w:proofErr w:type="gramStart"/>
       <w:r>
         <w:rPr>
           <w:rFonts w:ascii="Consolas" w:eastAsia="Times New Roman" w:hAnsi="Consolas" w:cs="Times New Roman"/>
@@ -3897,8 +4220,23 @@
           <w:lang w:eastAsia="en-IN"/>
           <w14:ligatures w14:val="none"/>
         </w:rPr>
-        <w:t xml:space="preserve">[] </w:t>
-      </w:r>
+        <w:t>[</w:t>
+      </w:r>
+      <w:proofErr w:type="gramEnd"/>
+      <w:r>
+        <w:rPr>
+          <w:rFonts w:ascii="Consolas" w:eastAsia="Times New Roman" w:hAnsi="Consolas" w:cs="Times New Roman"/>
+          <w:color w:val="BBBEBF"/>
+          <w:kern w:val="0"/>
+          <w:sz w:val="21"/>
+          <w:szCs w:val="21"/>
+          <w:lang w:eastAsia="en-IN"/>
+          <w14:ligatures w14:val="none"/>
+        </w:rPr>
+        <w:t xml:space="preserve">] </w:t>
+      </w:r>
+      <w:proofErr w:type="spellStart"/>
+      <w:proofErr w:type="gramStart"/>
       <w:r>
         <w:rPr>
           <w:rFonts w:ascii="Consolas" w:eastAsia="Times New Roman" w:hAnsi="Consolas" w:cs="Times New Roman"/>
@@ -3911,6 +4249,7 @@
         </w:rPr>
         <w:t>args</w:t>
       </w:r>
+      <w:proofErr w:type="spellEnd"/>
       <w:r>
         <w:rPr>
           <w:rFonts w:ascii="Consolas" w:eastAsia="Times New Roman" w:hAnsi="Consolas" w:cs="Times New Roman"/>
@@ -3923,6 +4262,7 @@
         </w:rPr>
         <w:t>){</w:t>
       </w:r>
+      <w:proofErr w:type="gramEnd"/>
     </w:p>
     <w:p>
       <w:pPr>
@@ -3998,6 +4338,7 @@
         </w:rPr>
         <w:t xml:space="preserve"> </w:t>
       </w:r>
+      <w:proofErr w:type="spellStart"/>
       <w:r>
         <w:rPr>
           <w:rFonts w:ascii="Consolas" w:eastAsia="Times New Roman" w:hAnsi="Consolas" w:cs="Times New Roman"/>
@@ -4010,6 +4351,7 @@
         </w:rPr>
         <w:t>i</w:t>
       </w:r>
+      <w:proofErr w:type="spellEnd"/>
       <w:r>
         <w:rPr>
           <w:rFonts w:ascii="Consolas" w:eastAsia="Times New Roman" w:hAnsi="Consolas" w:cs="Times New Roman"/>
@@ -4070,6 +4412,7 @@
         </w:rPr>
         <w:t xml:space="preserve">; </w:t>
       </w:r>
+      <w:proofErr w:type="spellStart"/>
       <w:r>
         <w:rPr>
           <w:rFonts w:ascii="Consolas" w:eastAsia="Times New Roman" w:hAnsi="Consolas" w:cs="Times New Roman"/>
@@ -4080,7 +4423,20 @@
           <w:lang w:eastAsia="en-IN"/>
           <w14:ligatures w14:val="none"/>
         </w:rPr>
-        <w:t xml:space="preserve">i </w:t>
+        <w:t>i</w:t>
+      </w:r>
+      <w:proofErr w:type="spellEnd"/>
+      <w:r>
+        <w:rPr>
+          <w:rFonts w:ascii="Consolas" w:eastAsia="Times New Roman" w:hAnsi="Consolas" w:cs="Times New Roman"/>
+          <w:color w:val="C9D1D9"/>
+          <w:kern w:val="0"/>
+          <w:sz w:val="21"/>
+          <w:szCs w:val="21"/>
+          <w:lang w:eastAsia="en-IN"/>
+          <w14:ligatures w14:val="none"/>
+        </w:rPr>
+        <w:t xml:space="preserve"> </w:t>
       </w:r>
       <w:r>
         <w:rPr>
@@ -4130,6 +4486,7 @@
         </w:rPr>
         <w:t xml:space="preserve">; </w:t>
       </w:r>
+      <w:proofErr w:type="spellStart"/>
       <w:r>
         <w:rPr>
           <w:rFonts w:ascii="Consolas" w:eastAsia="Times New Roman" w:hAnsi="Consolas" w:cs="Times New Roman"/>
@@ -4142,6 +4499,7 @@
         </w:rPr>
         <w:t>i</w:t>
       </w:r>
+      <w:proofErr w:type="spellEnd"/>
       <w:r>
         <w:rPr>
           <w:rFonts w:ascii="Consolas" w:eastAsia="Times New Roman" w:hAnsi="Consolas" w:cs="Times New Roman"/>
@@ -4193,6 +4551,7 @@
         </w:rPr>
         <w:t xml:space="preserve">            </w:t>
       </w:r>
+      <w:proofErr w:type="spellStart"/>
       <w:r>
         <w:rPr>
           <w:rFonts w:ascii="Consolas" w:eastAsia="Times New Roman" w:hAnsi="Consolas" w:cs="Times New Roman"/>
@@ -4253,6 +4612,7 @@
         </w:rPr>
         <w:t>println</w:t>
       </w:r>
+      <w:proofErr w:type="spellEnd"/>
       <w:r>
         <w:rPr>
           <w:rFonts w:ascii="Consolas" w:eastAsia="Times New Roman" w:hAnsi="Consolas" w:cs="Times New Roman"/>
@@ -4265,6 +4625,7 @@
         </w:rPr>
         <w:t>(</w:t>
       </w:r>
+      <w:proofErr w:type="spellStart"/>
       <w:r>
         <w:rPr>
           <w:rFonts w:ascii="Consolas" w:eastAsia="Times New Roman" w:hAnsi="Consolas" w:cs="Times New Roman"/>
@@ -4277,6 +4638,7 @@
         </w:rPr>
         <w:t>i</w:t>
       </w:r>
+      <w:proofErr w:type="spellEnd"/>
       <w:r>
         <w:rPr>
           <w:rFonts w:ascii="Consolas" w:eastAsia="Times New Roman" w:hAnsi="Consolas" w:cs="Times New Roman"/>
@@ -4400,9 +4762,11 @@
       <w:r>
         <w:t>Login id is “</w:t>
       </w:r>
+      <w:proofErr w:type="spellStart"/>
       <w:r>
         <w:t>adarsh</w:t>
       </w:r>
+      <w:proofErr w:type="spellEnd"/>
       <w:r>
         <w:t>” p</w:t>
       </w:r>
@@ -4463,6 +4827,7 @@
         </w:rPr>
         <w:t xml:space="preserve"> </w:t>
       </w:r>
+      <w:proofErr w:type="spellStart"/>
       <w:r>
         <w:rPr>
           <w:rFonts w:ascii="Consolas" w:eastAsia="Times New Roman" w:hAnsi="Consolas" w:cs="Times New Roman"/>
@@ -4473,7 +4838,20 @@
           <w:lang w:eastAsia="en-IN"/>
           <w14:ligatures w14:val="none"/>
         </w:rPr>
-        <w:t>java.util.*</w:t>
+        <w:t>java.util</w:t>
+      </w:r>
+      <w:proofErr w:type="spellEnd"/>
+      <w:r>
+        <w:rPr>
+          <w:rFonts w:ascii="Consolas" w:eastAsia="Times New Roman" w:hAnsi="Consolas" w:cs="Times New Roman"/>
+          <w:color w:val="D4D4D4"/>
+          <w:kern w:val="0"/>
+          <w:sz w:val="21"/>
+          <w:szCs w:val="21"/>
+          <w:lang w:eastAsia="en-IN"/>
+          <w14:ligatures w14:val="none"/>
+        </w:rPr>
+        <w:t>.*</w:t>
       </w:r>
       <w:r>
         <w:rPr>
@@ -4541,6 +4919,8 @@
         </w:rPr>
         <w:t xml:space="preserve"> </w:t>
       </w:r>
+      <w:proofErr w:type="spellStart"/>
+      <w:proofErr w:type="gramStart"/>
       <w:r>
         <w:rPr>
           <w:rFonts w:ascii="Consolas" w:eastAsia="Times New Roman" w:hAnsi="Consolas" w:cs="Times New Roman"/>
@@ -4553,6 +4933,7 @@
         </w:rPr>
         <w:t>WhileTest</w:t>
       </w:r>
+      <w:proofErr w:type="spellEnd"/>
       <w:r>
         <w:rPr>
           <w:rFonts w:ascii="Consolas" w:eastAsia="Times New Roman" w:hAnsi="Consolas" w:cs="Times New Roman"/>
@@ -4565,6 +4946,7 @@
         </w:rPr>
         <w:t>{</w:t>
       </w:r>
+      <w:proofErr w:type="gramEnd"/>
     </w:p>
     <w:p>
       <w:pPr>
@@ -4664,6 +5046,7 @@
         </w:rPr>
         <w:t xml:space="preserve"> </w:t>
       </w:r>
+      <w:proofErr w:type="gramStart"/>
       <w:r>
         <w:rPr>
           <w:rFonts w:ascii="Consolas" w:eastAsia="Times New Roman" w:hAnsi="Consolas" w:cs="Times New Roman"/>
@@ -4710,8 +5093,23 @@
           <w:lang w:eastAsia="en-IN"/>
           <w14:ligatures w14:val="none"/>
         </w:rPr>
-        <w:t xml:space="preserve">[] </w:t>
-      </w:r>
+        <w:t>[</w:t>
+      </w:r>
+      <w:proofErr w:type="gramEnd"/>
+      <w:r>
+        <w:rPr>
+          <w:rFonts w:ascii="Consolas" w:eastAsia="Times New Roman" w:hAnsi="Consolas" w:cs="Times New Roman"/>
+          <w:color w:val="BBBEBF"/>
+          <w:kern w:val="0"/>
+          <w:sz w:val="21"/>
+          <w:szCs w:val="21"/>
+          <w:lang w:eastAsia="en-IN"/>
+          <w14:ligatures w14:val="none"/>
+        </w:rPr>
+        <w:t xml:space="preserve">] </w:t>
+      </w:r>
+      <w:proofErr w:type="spellStart"/>
+      <w:proofErr w:type="gramStart"/>
       <w:r>
         <w:rPr>
           <w:rFonts w:ascii="Consolas" w:eastAsia="Times New Roman" w:hAnsi="Consolas" w:cs="Times New Roman"/>
@@ -4724,6 +5122,7 @@
         </w:rPr>
         <w:t>args</w:t>
       </w:r>
+      <w:proofErr w:type="spellEnd"/>
       <w:r>
         <w:rPr>
           <w:rFonts w:ascii="Consolas" w:eastAsia="Times New Roman" w:hAnsi="Consolas" w:cs="Times New Roman"/>
@@ -4736,6 +5135,7 @@
         </w:rPr>
         <w:t>){</w:t>
       </w:r>
+      <w:proofErr w:type="gramEnd"/>
     </w:p>
     <w:p>
       <w:pPr>
@@ -4787,6 +5187,7 @@
         </w:rPr>
         <w:t xml:space="preserve"> </w:t>
       </w:r>
+      <w:proofErr w:type="spellStart"/>
       <w:r>
         <w:rPr>
           <w:rFonts w:ascii="Consolas" w:eastAsia="Times New Roman" w:hAnsi="Consolas" w:cs="Times New Roman"/>
@@ -4799,6 +5200,7 @@
         </w:rPr>
         <w:t>sc</w:t>
       </w:r>
+      <w:proofErr w:type="spellEnd"/>
       <w:r>
         <w:rPr>
           <w:rFonts w:ascii="Consolas" w:eastAsia="Times New Roman" w:hAnsi="Consolas" w:cs="Times New Roman"/>
@@ -4859,6 +5261,7 @@
         </w:rPr>
         <w:t xml:space="preserve"> </w:t>
       </w:r>
+      <w:proofErr w:type="gramStart"/>
       <w:r>
         <w:rPr>
           <w:rFonts w:ascii="Consolas" w:eastAsia="Times New Roman" w:hAnsi="Consolas" w:cs="Times New Roman"/>
@@ -4883,6 +5286,7 @@
         </w:rPr>
         <w:t>(</w:t>
       </w:r>
+      <w:proofErr w:type="gramEnd"/>
       <w:r>
         <w:rPr>
           <w:rFonts w:ascii="Consolas" w:eastAsia="Times New Roman" w:hAnsi="Consolas" w:cs="Times New Roman"/>
@@ -5271,6 +5675,7 @@
         </w:rPr>
         <w:t>true</w:t>
       </w:r>
+      <w:proofErr w:type="gramStart"/>
       <w:r>
         <w:rPr>
           <w:rFonts w:ascii="Consolas" w:eastAsia="Times New Roman" w:hAnsi="Consolas" w:cs="Times New Roman"/>
@@ -5283,6 +5688,7 @@
         </w:rPr>
         <w:t>){</w:t>
       </w:r>
+      <w:proofErr w:type="gramEnd"/>
     </w:p>
     <w:p>
       <w:pPr>
@@ -5310,6 +5716,7 @@
         </w:rPr>
         <w:t xml:space="preserve">            </w:t>
       </w:r>
+      <w:proofErr w:type="spellStart"/>
       <w:r>
         <w:rPr>
           <w:rFonts w:ascii="Consolas" w:eastAsia="Times New Roman" w:hAnsi="Consolas" w:cs="Times New Roman"/>
@@ -5370,6 +5777,7 @@
         </w:rPr>
         <w:t>println</w:t>
       </w:r>
+      <w:proofErr w:type="spellEnd"/>
       <w:r>
         <w:rPr>
           <w:rFonts w:ascii="Consolas" w:eastAsia="Times New Roman" w:hAnsi="Consolas" w:cs="Times New Roman"/>
@@ -5481,6 +5889,8 @@
         </w:rPr>
         <w:t xml:space="preserve"> </w:t>
       </w:r>
+      <w:proofErr w:type="spellStart"/>
+      <w:proofErr w:type="gramStart"/>
       <w:r>
         <w:rPr>
           <w:rFonts w:ascii="Consolas" w:eastAsia="Times New Roman" w:hAnsi="Consolas" w:cs="Times New Roman"/>
@@ -5517,6 +5927,8 @@
         </w:rPr>
         <w:t>nextLine</w:t>
       </w:r>
+      <w:proofErr w:type="spellEnd"/>
+      <w:proofErr w:type="gramEnd"/>
       <w:r>
         <w:rPr>
           <w:rFonts w:ascii="Consolas" w:eastAsia="Times New Roman" w:hAnsi="Consolas" w:cs="Times New Roman"/>
@@ -5556,6 +5968,7 @@
         </w:rPr>
         <w:t xml:space="preserve">            </w:t>
       </w:r>
+      <w:proofErr w:type="spellStart"/>
       <w:r>
         <w:rPr>
           <w:rFonts w:ascii="Consolas" w:eastAsia="Times New Roman" w:hAnsi="Consolas" w:cs="Times New Roman"/>
@@ -5616,6 +6029,7 @@
         </w:rPr>
         <w:t>println</w:t>
       </w:r>
+      <w:proofErr w:type="spellEnd"/>
       <w:r>
         <w:rPr>
           <w:rFonts w:ascii="Consolas" w:eastAsia="Times New Roman" w:hAnsi="Consolas" w:cs="Times New Roman"/>
@@ -5727,6 +6141,8 @@
         </w:rPr>
         <w:t xml:space="preserve"> </w:t>
       </w:r>
+      <w:proofErr w:type="spellStart"/>
+      <w:proofErr w:type="gramStart"/>
       <w:r>
         <w:rPr>
           <w:rFonts w:ascii="Consolas" w:eastAsia="Times New Roman" w:hAnsi="Consolas" w:cs="Times New Roman"/>
@@ -5763,6 +6179,8 @@
         </w:rPr>
         <w:t>nextLine</w:t>
       </w:r>
+      <w:proofErr w:type="spellEnd"/>
+      <w:proofErr w:type="gramEnd"/>
       <w:r>
         <w:rPr>
           <w:rFonts w:ascii="Consolas" w:eastAsia="Times New Roman" w:hAnsi="Consolas" w:cs="Times New Roman"/>
@@ -5841,6 +6259,8 @@
         </w:rPr>
         <w:t>(</w:t>
       </w:r>
+      <w:proofErr w:type="spellStart"/>
+      <w:proofErr w:type="gramStart"/>
       <w:r>
         <w:rPr>
           <w:rFonts w:ascii="Consolas" w:eastAsia="Times New Roman" w:hAnsi="Consolas" w:cs="Times New Roman"/>
@@ -5877,6 +6297,8 @@
         </w:rPr>
         <w:t>equals</w:t>
       </w:r>
+      <w:proofErr w:type="spellEnd"/>
+      <w:proofErr w:type="gramEnd"/>
       <w:r>
         <w:rPr>
           <w:rFonts w:ascii="Consolas" w:eastAsia="Times New Roman" w:hAnsi="Consolas" w:cs="Times New Roman"/>
@@ -5899,7 +6321,33 @@
           <w:lang w:eastAsia="en-IN"/>
           <w14:ligatures w14:val="none"/>
         </w:rPr>
-        <w:t>"adarsh"</w:t>
+        <w:t>"</w:t>
+      </w:r>
+      <w:proofErr w:type="spellStart"/>
+      <w:r>
+        <w:rPr>
+          <w:rFonts w:ascii="Consolas" w:eastAsia="Times New Roman" w:hAnsi="Consolas" w:cs="Times New Roman"/>
+          <w:color w:val="A5D6FF"/>
+          <w:kern w:val="0"/>
+          <w:sz w:val="21"/>
+          <w:szCs w:val="21"/>
+          <w:lang w:eastAsia="en-IN"/>
+          <w14:ligatures w14:val="none"/>
+        </w:rPr>
+        <w:t>adarsh</w:t>
+      </w:r>
+      <w:proofErr w:type="spellEnd"/>
+      <w:r>
+        <w:rPr>
+          <w:rFonts w:ascii="Consolas" w:eastAsia="Times New Roman" w:hAnsi="Consolas" w:cs="Times New Roman"/>
+          <w:color w:val="A5D6FF"/>
+          <w:kern w:val="0"/>
+          <w:sz w:val="21"/>
+          <w:szCs w:val="21"/>
+          <w:lang w:eastAsia="en-IN"/>
+          <w14:ligatures w14:val="none"/>
+        </w:rPr>
+        <w:t>"</w:t>
       </w:r>
       <w:r>
         <w:rPr>
@@ -5937,6 +6385,8 @@
         </w:rPr>
         <w:t xml:space="preserve"> </w:t>
       </w:r>
+      <w:proofErr w:type="spellStart"/>
+      <w:proofErr w:type="gramStart"/>
       <w:r>
         <w:rPr>
           <w:rFonts w:ascii="Consolas" w:eastAsia="Times New Roman" w:hAnsi="Consolas" w:cs="Times New Roman"/>
@@ -5973,6 +6423,8 @@
         </w:rPr>
         <w:t>equals</w:t>
       </w:r>
+      <w:proofErr w:type="spellEnd"/>
+      <w:proofErr w:type="gramEnd"/>
       <w:r>
         <w:rPr>
           <w:rFonts w:ascii="Consolas" w:eastAsia="Times New Roman" w:hAnsi="Consolas" w:cs="Times New Roman"/>
@@ -6126,6 +6578,7 @@
         </w:rPr>
         <w:t xml:space="preserve">                </w:t>
       </w:r>
+      <w:proofErr w:type="spellStart"/>
       <w:r>
         <w:rPr>
           <w:rFonts w:ascii="Consolas" w:eastAsia="Times New Roman" w:hAnsi="Consolas" w:cs="Times New Roman"/>
@@ -6186,6 +6639,7 @@
         </w:rPr>
         <w:t>println</w:t>
       </w:r>
+      <w:proofErr w:type="spellEnd"/>
       <w:r>
         <w:rPr>
           <w:rFonts w:ascii="Consolas" w:eastAsia="Times New Roman" w:hAnsi="Consolas" w:cs="Times New Roman"/>
@@ -6291,6 +6745,7 @@
         </w:rPr>
         <w:t xml:space="preserve">        </w:t>
       </w:r>
+      <w:proofErr w:type="spellStart"/>
       <w:r>
         <w:rPr>
           <w:rFonts w:ascii="Consolas" w:eastAsia="Times New Roman" w:hAnsi="Consolas" w:cs="Times New Roman"/>
@@ -6351,6 +6806,7 @@
         </w:rPr>
         <w:t>print</w:t>
       </w:r>
+      <w:proofErr w:type="spellEnd"/>
       <w:r>
         <w:rPr>
           <w:rFonts w:ascii="Consolas" w:eastAsia="Times New Roman" w:hAnsi="Consolas" w:cs="Times New Roman"/>
@@ -6562,6 +7018,7 @@
         </w:rPr>
         <w:t xml:space="preserve"> </w:t>
       </w:r>
+      <w:proofErr w:type="spellStart"/>
       <w:r>
         <w:rPr>
           <w:rFonts w:ascii="Consolas" w:eastAsia="Times New Roman" w:hAnsi="Consolas" w:cs="Times New Roman"/>
@@ -6572,7 +7029,20 @@
           <w:lang w:eastAsia="en-IN"/>
           <w14:ligatures w14:val="none"/>
         </w:rPr>
-        <w:t>java.util.*</w:t>
+        <w:t>java.util</w:t>
+      </w:r>
+      <w:proofErr w:type="spellEnd"/>
+      <w:r>
+        <w:rPr>
+          <w:rFonts w:ascii="Consolas" w:eastAsia="Times New Roman" w:hAnsi="Consolas" w:cs="Times New Roman"/>
+          <w:color w:val="D4D4D4"/>
+          <w:kern w:val="0"/>
+          <w:sz w:val="21"/>
+          <w:szCs w:val="21"/>
+          <w:lang w:eastAsia="en-IN"/>
+          <w14:ligatures w14:val="none"/>
+        </w:rPr>
+        <w:t>.*</w:t>
       </w:r>
       <w:r>
         <w:rPr>
@@ -6640,6 +7110,8 @@
         </w:rPr>
         <w:t xml:space="preserve"> </w:t>
       </w:r>
+      <w:proofErr w:type="spellStart"/>
+      <w:proofErr w:type="gramStart"/>
       <w:r>
         <w:rPr>
           <w:rFonts w:ascii="Consolas" w:eastAsia="Times New Roman" w:hAnsi="Consolas" w:cs="Times New Roman"/>
@@ -6652,6 +7124,7 @@
         </w:rPr>
         <w:t>DoWhileTest</w:t>
       </w:r>
+      <w:proofErr w:type="spellEnd"/>
       <w:r>
         <w:rPr>
           <w:rFonts w:ascii="Consolas" w:eastAsia="Times New Roman" w:hAnsi="Consolas" w:cs="Times New Roman"/>
@@ -6664,6 +7137,7 @@
         </w:rPr>
         <w:t>{</w:t>
       </w:r>
+      <w:proofErr w:type="gramEnd"/>
     </w:p>
     <w:p>
       <w:pPr>
@@ -6763,6 +7237,7 @@
         </w:rPr>
         <w:t xml:space="preserve"> </w:t>
       </w:r>
+      <w:proofErr w:type="gramStart"/>
       <w:r>
         <w:rPr>
           <w:rFonts w:ascii="Consolas" w:eastAsia="Times New Roman" w:hAnsi="Consolas" w:cs="Times New Roman"/>
@@ -6809,8 +7284,23 @@
           <w:lang w:eastAsia="en-IN"/>
           <w14:ligatures w14:val="none"/>
         </w:rPr>
-        <w:t xml:space="preserve">[] </w:t>
-      </w:r>
+        <w:t>[</w:t>
+      </w:r>
+      <w:proofErr w:type="gramEnd"/>
+      <w:r>
+        <w:rPr>
+          <w:rFonts w:ascii="Consolas" w:eastAsia="Times New Roman" w:hAnsi="Consolas" w:cs="Times New Roman"/>
+          <w:color w:val="BBBEBF"/>
+          <w:kern w:val="0"/>
+          <w:sz w:val="21"/>
+          <w:szCs w:val="21"/>
+          <w:lang w:eastAsia="en-IN"/>
+          <w14:ligatures w14:val="none"/>
+        </w:rPr>
+        <w:t xml:space="preserve">] </w:t>
+      </w:r>
+      <w:proofErr w:type="spellStart"/>
+      <w:proofErr w:type="gramStart"/>
       <w:r>
         <w:rPr>
           <w:rFonts w:ascii="Consolas" w:eastAsia="Times New Roman" w:hAnsi="Consolas" w:cs="Times New Roman"/>
@@ -6823,6 +7313,7 @@
         </w:rPr>
         <w:t>args</w:t>
       </w:r>
+      <w:proofErr w:type="spellEnd"/>
       <w:r>
         <w:rPr>
           <w:rFonts w:ascii="Consolas" w:eastAsia="Times New Roman" w:hAnsi="Consolas" w:cs="Times New Roman"/>
@@ -6835,6 +7326,7 @@
         </w:rPr>
         <w:t>){</w:t>
       </w:r>
+      <w:proofErr w:type="gramEnd"/>
     </w:p>
     <w:p>
       <w:pPr>
@@ -6886,6 +7378,7 @@
         </w:rPr>
         <w:t xml:space="preserve"> </w:t>
       </w:r>
+      <w:proofErr w:type="spellStart"/>
       <w:r>
         <w:rPr>
           <w:rFonts w:ascii="Consolas" w:eastAsia="Times New Roman" w:hAnsi="Consolas" w:cs="Times New Roman"/>
@@ -6898,6 +7391,7 @@
         </w:rPr>
         <w:t>sc</w:t>
       </w:r>
+      <w:proofErr w:type="spellEnd"/>
       <w:r>
         <w:rPr>
           <w:rFonts w:ascii="Consolas" w:eastAsia="Times New Roman" w:hAnsi="Consolas" w:cs="Times New Roman"/>
@@ -6958,6 +7452,7 @@
         </w:rPr>
         <w:t xml:space="preserve"> </w:t>
       </w:r>
+      <w:proofErr w:type="gramStart"/>
       <w:r>
         <w:rPr>
           <w:rFonts w:ascii="Consolas" w:eastAsia="Times New Roman" w:hAnsi="Consolas" w:cs="Times New Roman"/>
@@ -6982,6 +7477,7 @@
         </w:rPr>
         <w:t>(</w:t>
       </w:r>
+      <w:proofErr w:type="gramEnd"/>
       <w:r>
         <w:rPr>
           <w:rFonts w:ascii="Consolas" w:eastAsia="Times New Roman" w:hAnsi="Consolas" w:cs="Times New Roman"/>
@@ -7333,6 +7829,7 @@
         </w:rPr>
         <w:t xml:space="preserve">        </w:t>
       </w:r>
+      <w:proofErr w:type="spellStart"/>
       <w:r>
         <w:rPr>
           <w:rFonts w:ascii="Consolas" w:eastAsia="Times New Roman" w:hAnsi="Consolas" w:cs="Times New Roman"/>
@@ -7393,6 +7890,7 @@
         </w:rPr>
         <w:t>println</w:t>
       </w:r>
+      <w:proofErr w:type="spellEnd"/>
       <w:r>
         <w:rPr>
           <w:rFonts w:ascii="Consolas" w:eastAsia="Times New Roman" w:hAnsi="Consolas" w:cs="Times New Roman"/>
@@ -7504,6 +8002,8 @@
         </w:rPr>
         <w:t xml:space="preserve"> </w:t>
       </w:r>
+      <w:proofErr w:type="spellStart"/>
+      <w:proofErr w:type="gramStart"/>
       <w:r>
         <w:rPr>
           <w:rFonts w:ascii="Consolas" w:eastAsia="Times New Roman" w:hAnsi="Consolas" w:cs="Times New Roman"/>
@@ -7540,6 +8040,8 @@
         </w:rPr>
         <w:t>nextLine</w:t>
       </w:r>
+      <w:proofErr w:type="spellEnd"/>
+      <w:proofErr w:type="gramEnd"/>
       <w:r>
         <w:rPr>
           <w:rFonts w:ascii="Consolas" w:eastAsia="Times New Roman" w:hAnsi="Consolas" w:cs="Times New Roman"/>
@@ -7579,6 +8081,7 @@
         </w:rPr>
         <w:t xml:space="preserve">        </w:t>
       </w:r>
+      <w:proofErr w:type="spellStart"/>
       <w:r>
         <w:rPr>
           <w:rFonts w:ascii="Consolas" w:eastAsia="Times New Roman" w:hAnsi="Consolas" w:cs="Times New Roman"/>
@@ -7639,6 +8142,7 @@
         </w:rPr>
         <w:t>println</w:t>
       </w:r>
+      <w:proofErr w:type="spellEnd"/>
       <w:r>
         <w:rPr>
           <w:rFonts w:ascii="Consolas" w:eastAsia="Times New Roman" w:hAnsi="Consolas" w:cs="Times New Roman"/>
@@ -7750,6 +8254,8 @@
         </w:rPr>
         <w:t xml:space="preserve"> </w:t>
       </w:r>
+      <w:proofErr w:type="spellStart"/>
+      <w:proofErr w:type="gramStart"/>
       <w:r>
         <w:rPr>
           <w:rFonts w:ascii="Consolas" w:eastAsia="Times New Roman" w:hAnsi="Consolas" w:cs="Times New Roman"/>
@@ -7786,6 +8292,8 @@
         </w:rPr>
         <w:t>nextLine</w:t>
       </w:r>
+      <w:proofErr w:type="spellEnd"/>
+      <w:proofErr w:type="gramEnd"/>
       <w:r>
         <w:rPr>
           <w:rFonts w:ascii="Consolas" w:eastAsia="Times New Roman" w:hAnsi="Consolas" w:cs="Times New Roman"/>
@@ -7840,6 +8348,7 @@
         </w:rPr>
         <w:t xml:space="preserve">        </w:t>
       </w:r>
+      <w:proofErr w:type="gramStart"/>
       <w:r>
         <w:rPr>
           <w:rFonts w:ascii="Consolas" w:eastAsia="Times New Roman" w:hAnsi="Consolas" w:cs="Times New Roman"/>
@@ -7864,6 +8373,7 @@
         </w:rPr>
         <w:t>{</w:t>
       </w:r>
+      <w:proofErr w:type="gramEnd"/>
     </w:p>
     <w:p>
       <w:pPr>
@@ -7891,6 +8401,7 @@
         </w:rPr>
         <w:t xml:space="preserve">            </w:t>
       </w:r>
+      <w:proofErr w:type="spellStart"/>
       <w:r>
         <w:rPr>
           <w:rFonts w:ascii="Consolas" w:eastAsia="Times New Roman" w:hAnsi="Consolas" w:cs="Times New Roman"/>
@@ -7951,6 +8462,7 @@
         </w:rPr>
         <w:t>print</w:t>
       </w:r>
+      <w:proofErr w:type="spellEnd"/>
       <w:r>
         <w:rPr>
           <w:rFonts w:ascii="Consolas" w:eastAsia="Times New Roman" w:hAnsi="Consolas" w:cs="Times New Roman"/>
@@ -8113,6 +8625,8 @@
         </w:rPr>
         <w:t>(</w:t>
       </w:r>
+      <w:proofErr w:type="spellStart"/>
+      <w:proofErr w:type="gramStart"/>
       <w:r>
         <w:rPr>
           <w:rFonts w:ascii="Consolas" w:eastAsia="Times New Roman" w:hAnsi="Consolas" w:cs="Times New Roman"/>
@@ -8149,6 +8663,8 @@
         </w:rPr>
         <w:t>equals</w:t>
       </w:r>
+      <w:proofErr w:type="spellEnd"/>
+      <w:proofErr w:type="gramEnd"/>
       <w:r>
         <w:rPr>
           <w:rFonts w:ascii="Consolas" w:eastAsia="Times New Roman" w:hAnsi="Consolas" w:cs="Times New Roman"/>
@@ -8171,7 +8687,33 @@
           <w:lang w:eastAsia="en-IN"/>
           <w14:ligatures w14:val="none"/>
         </w:rPr>
-        <w:t>"adarsh"</w:t>
+        <w:t>"</w:t>
+      </w:r>
+      <w:proofErr w:type="spellStart"/>
+      <w:r>
+        <w:rPr>
+          <w:rFonts w:ascii="Consolas" w:eastAsia="Times New Roman" w:hAnsi="Consolas" w:cs="Times New Roman"/>
+          <w:color w:val="A5D6FF"/>
+          <w:kern w:val="0"/>
+          <w:sz w:val="21"/>
+          <w:szCs w:val="21"/>
+          <w:lang w:eastAsia="en-IN"/>
+          <w14:ligatures w14:val="none"/>
+        </w:rPr>
+        <w:t>adarsh</w:t>
+      </w:r>
+      <w:proofErr w:type="spellEnd"/>
+      <w:r>
+        <w:rPr>
+          <w:rFonts w:ascii="Consolas" w:eastAsia="Times New Roman" w:hAnsi="Consolas" w:cs="Times New Roman"/>
+          <w:color w:val="A5D6FF"/>
+          <w:kern w:val="0"/>
+          <w:sz w:val="21"/>
+          <w:szCs w:val="21"/>
+          <w:lang w:eastAsia="en-IN"/>
+          <w14:ligatures w14:val="none"/>
+        </w:rPr>
+        <w:t>"</w:t>
       </w:r>
       <w:r>
         <w:rPr>
@@ -8209,6 +8751,8 @@
         </w:rPr>
         <w:t xml:space="preserve"> </w:t>
       </w:r>
+      <w:proofErr w:type="spellStart"/>
+      <w:proofErr w:type="gramStart"/>
       <w:r>
         <w:rPr>
           <w:rFonts w:ascii="Consolas" w:eastAsia="Times New Roman" w:hAnsi="Consolas" w:cs="Times New Roman"/>
@@ -8245,6 +8789,8 @@
         </w:rPr>
         <w:t>equals</w:t>
       </w:r>
+      <w:proofErr w:type="spellEnd"/>
+      <w:proofErr w:type="gramEnd"/>
       <w:r>
         <w:rPr>
           <w:rFonts w:ascii="Consolas" w:eastAsia="Times New Roman" w:hAnsi="Consolas" w:cs="Times New Roman"/>
@@ -8338,8 +8884,10 @@
     </w:p>
     <w:p/>
     <w:p/>
-    <w:p>
-      <w:r>
+    <w:p/>
+    <w:p>
+      <w:r>
+        <w:lastRenderedPageBreak/>
         <w:t>If, else if and nested if:</w:t>
       </w:r>
     </w:p>
@@ -8367,7 +8915,6 @@
           <w:lang w:eastAsia="en-IN"/>
           <w14:ligatures w14:val="none"/>
         </w:rPr>
-        <w:lastRenderedPageBreak/>
         <w:t>class</w:t>
       </w:r>
       <w:r>
@@ -8382,6 +8929,8 @@
         </w:rPr>
         <w:t xml:space="preserve"> </w:t>
       </w:r>
+      <w:proofErr w:type="spellStart"/>
+      <w:proofErr w:type="gramStart"/>
       <w:r>
         <w:rPr>
           <w:rFonts w:ascii="Consolas" w:eastAsia="Times New Roman" w:hAnsi="Consolas" w:cs="Times New Roman"/>
@@ -8394,6 +8943,7 @@
         </w:rPr>
         <w:t>IfStudy</w:t>
       </w:r>
+      <w:proofErr w:type="spellEnd"/>
       <w:r>
         <w:rPr>
           <w:rFonts w:ascii="Consolas" w:eastAsia="Times New Roman" w:hAnsi="Consolas" w:cs="Times New Roman"/>
@@ -8406,6 +8956,7 @@
         </w:rPr>
         <w:t>{</w:t>
       </w:r>
+      <w:proofErr w:type="gramEnd"/>
     </w:p>
     <w:p>
       <w:pPr>
@@ -8505,6 +9056,7 @@
         </w:rPr>
         <w:t xml:space="preserve"> </w:t>
       </w:r>
+      <w:proofErr w:type="gramStart"/>
       <w:r>
         <w:rPr>
           <w:rFonts w:ascii="Consolas" w:eastAsia="Times New Roman" w:hAnsi="Consolas" w:cs="Times New Roman"/>
@@ -8551,8 +9103,22 @@
           <w:lang w:eastAsia="en-IN"/>
           <w14:ligatures w14:val="none"/>
         </w:rPr>
-        <w:t xml:space="preserve">[] </w:t>
-      </w:r>
+        <w:t>[</w:t>
+      </w:r>
+      <w:proofErr w:type="gramEnd"/>
+      <w:r>
+        <w:rPr>
+          <w:rFonts w:ascii="Consolas" w:eastAsia="Times New Roman" w:hAnsi="Consolas" w:cs="Times New Roman"/>
+          <w:color w:val="BBBEBF"/>
+          <w:kern w:val="0"/>
+          <w:sz w:val="21"/>
+          <w:szCs w:val="21"/>
+          <w:lang w:eastAsia="en-IN"/>
+          <w14:ligatures w14:val="none"/>
+        </w:rPr>
+        <w:t xml:space="preserve">] </w:t>
+      </w:r>
+      <w:proofErr w:type="spellStart"/>
       <w:r>
         <w:rPr>
           <w:rFonts w:ascii="Consolas" w:eastAsia="Times New Roman" w:hAnsi="Consolas" w:cs="Times New Roman"/>
@@ -8565,6 +9131,7 @@
         </w:rPr>
         <w:t>args</w:t>
       </w:r>
+      <w:proofErr w:type="spellEnd"/>
       <w:r>
         <w:rPr>
           <w:rFonts w:ascii="Consolas" w:eastAsia="Times New Roman" w:hAnsi="Consolas" w:cs="Times New Roman"/>
@@ -8865,6 +9432,7 @@
         </w:rPr>
         <w:t xml:space="preserve">        </w:t>
       </w:r>
+      <w:proofErr w:type="gramStart"/>
       <w:r>
         <w:rPr>
           <w:rFonts w:ascii="Consolas" w:eastAsia="Times New Roman" w:hAnsi="Consolas" w:cs="Times New Roman"/>
@@ -8889,6 +9457,7 @@
         </w:rPr>
         <w:t>(</w:t>
       </w:r>
+      <w:proofErr w:type="gramEnd"/>
       <w:r>
         <w:rPr>
           <w:rFonts w:ascii="Consolas" w:eastAsia="Times New Roman" w:hAnsi="Consolas" w:cs="Times New Roman"/>
@@ -9000,6 +9569,7 @@
         </w:rPr>
         <w:t xml:space="preserve">            </w:t>
       </w:r>
+      <w:proofErr w:type="spellStart"/>
       <w:r>
         <w:rPr>
           <w:rFonts w:ascii="Consolas" w:eastAsia="Times New Roman" w:hAnsi="Consolas" w:cs="Times New Roman"/>
@@ -9060,6 +9630,7 @@
         </w:rPr>
         <w:t>println</w:t>
       </w:r>
+      <w:proofErr w:type="spellEnd"/>
       <w:r>
         <w:rPr>
           <w:rFonts w:ascii="Consolas" w:eastAsia="Times New Roman" w:hAnsi="Consolas" w:cs="Times New Roman"/>
@@ -9147,6 +9718,7 @@
         </w:rPr>
         <w:t xml:space="preserve"> </w:t>
       </w:r>
+      <w:proofErr w:type="gramStart"/>
       <w:r>
         <w:rPr>
           <w:rFonts w:ascii="Consolas" w:eastAsia="Times New Roman" w:hAnsi="Consolas" w:cs="Times New Roman"/>
@@ -9171,6 +9743,7 @@
         </w:rPr>
         <w:t>(</w:t>
       </w:r>
+      <w:proofErr w:type="gramEnd"/>
       <w:r>
         <w:rPr>
           <w:rFonts w:ascii="Consolas" w:eastAsia="Times New Roman" w:hAnsi="Consolas" w:cs="Times New Roman"/>
@@ -9282,6 +9855,7 @@
         </w:rPr>
         <w:t xml:space="preserve">            </w:t>
       </w:r>
+      <w:proofErr w:type="spellStart"/>
       <w:r>
         <w:rPr>
           <w:rFonts w:ascii="Consolas" w:eastAsia="Times New Roman" w:hAnsi="Consolas" w:cs="Times New Roman"/>
@@ -9342,6 +9916,7 @@
         </w:rPr>
         <w:t>println</w:t>
       </w:r>
+      <w:proofErr w:type="spellEnd"/>
       <w:r>
         <w:rPr>
           <w:rFonts w:ascii="Consolas" w:eastAsia="Times New Roman" w:hAnsi="Consolas" w:cs="Times New Roman"/>
@@ -9420,6 +9995,7 @@
         </w:rPr>
         <w:t xml:space="preserve">        </w:t>
       </w:r>
+      <w:proofErr w:type="gramStart"/>
       <w:r>
         <w:rPr>
           <w:rFonts w:ascii="Consolas" w:eastAsia="Times New Roman" w:hAnsi="Consolas" w:cs="Times New Roman"/>
@@ -9444,6 +10020,7 @@
         </w:rPr>
         <w:t>(</w:t>
       </w:r>
+      <w:proofErr w:type="gramEnd"/>
       <w:r>
         <w:rPr>
           <w:rFonts w:ascii="Consolas" w:eastAsia="Times New Roman" w:hAnsi="Consolas" w:cs="Times New Roman"/>
@@ -9567,6 +10144,8 @@
         </w:rPr>
         <w:t>(</w:t>
       </w:r>
+      <w:proofErr w:type="spellStart"/>
+      <w:proofErr w:type="gramStart"/>
       <w:r>
         <w:rPr>
           <w:rFonts w:ascii="Consolas" w:eastAsia="Times New Roman" w:hAnsi="Consolas" w:cs="Times New Roman"/>
@@ -9603,6 +10182,8 @@
         </w:rPr>
         <w:t>equals</w:t>
       </w:r>
+      <w:proofErr w:type="spellEnd"/>
+      <w:proofErr w:type="gramEnd"/>
       <w:r>
         <w:rPr>
           <w:rFonts w:ascii="Consolas" w:eastAsia="Times New Roman" w:hAnsi="Consolas" w:cs="Times New Roman"/>
@@ -9627,6 +10208,7 @@
         </w:rPr>
         <w:t>"woman"</w:t>
       </w:r>
+      <w:proofErr w:type="gramStart"/>
       <w:r>
         <w:rPr>
           <w:rFonts w:ascii="Consolas" w:eastAsia="Times New Roman" w:hAnsi="Consolas" w:cs="Times New Roman"/>
@@ -9649,7 +10231,20 @@
           <w:lang w:eastAsia="en-IN"/>
           <w14:ligatures w14:val="none"/>
         </w:rPr>
-        <w:t>// nested if</w:t>
+        <w:t>/</w:t>
+      </w:r>
+      <w:proofErr w:type="gramEnd"/>
+      <w:r>
+        <w:rPr>
+          <w:rFonts w:ascii="Consolas" w:eastAsia="Times New Roman" w:hAnsi="Consolas" w:cs="Times New Roman"/>
+          <w:color w:val="8B949E"/>
+          <w:kern w:val="0"/>
+          <w:sz w:val="21"/>
+          <w:szCs w:val="21"/>
+          <w:lang w:eastAsia="en-IN"/>
+          <w14:ligatures w14:val="none"/>
+        </w:rPr>
+        <w:t>/ nested if</w:t>
       </w:r>
     </w:p>
     <w:p>
@@ -9678,6 +10273,7 @@
         </w:rPr>
         <w:t>               </w:t>
       </w:r>
+      <w:proofErr w:type="spellStart"/>
       <w:r>
         <w:rPr>
           <w:rFonts w:ascii="Consolas" w:eastAsia="Times New Roman" w:hAnsi="Consolas" w:cs="Times New Roman"/>
@@ -9738,6 +10334,7 @@
         </w:rPr>
         <w:t>println</w:t>
       </w:r>
+      <w:proofErr w:type="spellEnd"/>
       <w:r>
         <w:rPr>
           <w:rFonts w:ascii="Consolas" w:eastAsia="Times New Roman" w:hAnsi="Consolas" w:cs="Times New Roman"/>
@@ -9840,6 +10437,7 @@
         </w:rPr>
         <w:t xml:space="preserve">                </w:t>
       </w:r>
+      <w:proofErr w:type="spellStart"/>
       <w:r>
         <w:rPr>
           <w:rFonts w:ascii="Consolas" w:eastAsia="Times New Roman" w:hAnsi="Consolas" w:cs="Times New Roman"/>
@@ -9900,6 +10498,7 @@
         </w:rPr>
         <w:t>println</w:t>
       </w:r>
+      <w:proofErr w:type="spellEnd"/>
       <w:r>
         <w:rPr>
           <w:rFonts w:ascii="Consolas" w:eastAsia="Times New Roman" w:hAnsi="Consolas" w:cs="Times New Roman"/>
@@ -10035,6 +10634,7 @@
         </w:rPr>
         <w:t xml:space="preserve"> </w:t>
       </w:r>
+      <w:proofErr w:type="spellStart"/>
       <w:r>
         <w:rPr>
           <w:rFonts w:ascii="Consolas" w:eastAsia="Times New Roman" w:hAnsi="Consolas" w:cs="Times New Roman"/>
@@ -10045,7 +10645,20 @@
           <w:lang w:eastAsia="en-IN"/>
           <w14:ligatures w14:val="none"/>
         </w:rPr>
-        <w:t>java.util.*</w:t>
+        <w:t>java.util</w:t>
+      </w:r>
+      <w:proofErr w:type="spellEnd"/>
+      <w:r>
+        <w:rPr>
+          <w:rFonts w:ascii="Consolas" w:eastAsia="Times New Roman" w:hAnsi="Consolas" w:cs="Times New Roman"/>
+          <w:color w:val="D4D4D4"/>
+          <w:kern w:val="0"/>
+          <w:sz w:val="21"/>
+          <w:szCs w:val="21"/>
+          <w:lang w:eastAsia="en-IN"/>
+          <w14:ligatures w14:val="none"/>
+        </w:rPr>
+        <w:t>.*</w:t>
       </w:r>
       <w:r>
         <w:rPr>
@@ -10113,6 +10726,7 @@
         </w:rPr>
         <w:t xml:space="preserve"> </w:t>
       </w:r>
+      <w:proofErr w:type="spellStart"/>
       <w:r>
         <w:rPr>
           <w:rFonts w:ascii="Consolas" w:eastAsia="Times New Roman" w:hAnsi="Consolas" w:cs="Times New Roman"/>
@@ -10125,6 +10739,7 @@
         </w:rPr>
         <w:t>SwitchExample</w:t>
       </w:r>
+      <w:proofErr w:type="spellEnd"/>
       <w:r>
         <w:rPr>
           <w:rFonts w:ascii="Consolas" w:eastAsia="Times New Roman" w:hAnsi="Consolas" w:cs="Times New Roman"/>
@@ -10236,6 +10851,7 @@
         </w:rPr>
         <w:t xml:space="preserve"> </w:t>
       </w:r>
+      <w:proofErr w:type="gramStart"/>
       <w:r>
         <w:rPr>
           <w:rFonts w:ascii="Consolas" w:eastAsia="Times New Roman" w:hAnsi="Consolas" w:cs="Times New Roman"/>
@@ -10282,8 +10898,22 @@
           <w:lang w:eastAsia="en-IN"/>
           <w14:ligatures w14:val="none"/>
         </w:rPr>
-        <w:t xml:space="preserve">[] </w:t>
-      </w:r>
+        <w:t>[</w:t>
+      </w:r>
+      <w:proofErr w:type="gramEnd"/>
+      <w:r>
+        <w:rPr>
+          <w:rFonts w:ascii="Consolas" w:eastAsia="Times New Roman" w:hAnsi="Consolas" w:cs="Times New Roman"/>
+          <w:color w:val="BBBEBF"/>
+          <w:kern w:val="0"/>
+          <w:sz w:val="21"/>
+          <w:szCs w:val="21"/>
+          <w:lang w:eastAsia="en-IN"/>
+          <w14:ligatures w14:val="none"/>
+        </w:rPr>
+        <w:t xml:space="preserve">] </w:t>
+      </w:r>
+      <w:proofErr w:type="spellStart"/>
       <w:r>
         <w:rPr>
           <w:rFonts w:ascii="Consolas" w:eastAsia="Times New Roman" w:hAnsi="Consolas" w:cs="Times New Roman"/>
@@ -10296,6 +10926,7 @@
         </w:rPr>
         <w:t>args</w:t>
       </w:r>
+      <w:proofErr w:type="spellEnd"/>
       <w:r>
         <w:rPr>
           <w:rFonts w:ascii="Consolas" w:eastAsia="Times New Roman" w:hAnsi="Consolas" w:cs="Times New Roman"/>
@@ -10359,6 +10990,7 @@
         </w:rPr>
         <w:t xml:space="preserve"> </w:t>
       </w:r>
+      <w:proofErr w:type="spellStart"/>
       <w:r>
         <w:rPr>
           <w:rFonts w:ascii="Consolas" w:eastAsia="Times New Roman" w:hAnsi="Consolas" w:cs="Times New Roman"/>
@@ -10371,6 +11003,7 @@
         </w:rPr>
         <w:t>sc</w:t>
       </w:r>
+      <w:proofErr w:type="spellEnd"/>
       <w:r>
         <w:rPr>
           <w:rFonts w:ascii="Consolas" w:eastAsia="Times New Roman" w:hAnsi="Consolas" w:cs="Times New Roman"/>
@@ -10431,6 +11064,7 @@
         </w:rPr>
         <w:t xml:space="preserve"> </w:t>
       </w:r>
+      <w:proofErr w:type="gramStart"/>
       <w:r>
         <w:rPr>
           <w:rFonts w:ascii="Consolas" w:eastAsia="Times New Roman" w:hAnsi="Consolas" w:cs="Times New Roman"/>
@@ -10455,6 +11089,7 @@
         </w:rPr>
         <w:t>(</w:t>
       </w:r>
+      <w:proofErr w:type="gramEnd"/>
       <w:r>
         <w:rPr>
           <w:rFonts w:ascii="Consolas" w:eastAsia="Times New Roman" w:hAnsi="Consolas" w:cs="Times New Roman"/>
@@ -10545,6 +11180,7 @@
         </w:rPr>
         <w:t xml:space="preserve">        </w:t>
       </w:r>
+      <w:proofErr w:type="spellStart"/>
       <w:r>
         <w:rPr>
           <w:rFonts w:ascii="Consolas" w:eastAsia="Times New Roman" w:hAnsi="Consolas" w:cs="Times New Roman"/>
@@ -10605,6 +11241,7 @@
         </w:rPr>
         <w:t>print</w:t>
       </w:r>
+      <w:proofErr w:type="spellEnd"/>
       <w:r>
         <w:rPr>
           <w:rFonts w:ascii="Consolas" w:eastAsia="Times New Roman" w:hAnsi="Consolas" w:cs="Times New Roman"/>
@@ -10740,6 +11377,8 @@
         </w:rPr>
         <w:t xml:space="preserve"> </w:t>
       </w:r>
+      <w:proofErr w:type="spellStart"/>
+      <w:proofErr w:type="gramStart"/>
       <w:r>
         <w:rPr>
           <w:rFonts w:ascii="Consolas" w:eastAsia="Times New Roman" w:hAnsi="Consolas" w:cs="Times New Roman"/>
@@ -10776,6 +11415,8 @@
         </w:rPr>
         <w:t>nextInt</w:t>
       </w:r>
+      <w:proofErr w:type="spellEnd"/>
+      <w:proofErr w:type="gramEnd"/>
       <w:r>
         <w:rPr>
           <w:rFonts w:ascii="Consolas" w:eastAsia="Times New Roman" w:hAnsi="Consolas" w:cs="Times New Roman"/>
@@ -10980,6 +11621,7 @@
         </w:rPr>
         <w:t xml:space="preserve">                </w:t>
       </w:r>
+      <w:proofErr w:type="spellStart"/>
       <w:r>
         <w:rPr>
           <w:rFonts w:ascii="Consolas" w:eastAsia="Times New Roman" w:hAnsi="Consolas" w:cs="Times New Roman"/>
@@ -11040,6 +11682,7 @@
         </w:rPr>
         <w:t>println</w:t>
       </w:r>
+      <w:proofErr w:type="spellEnd"/>
       <w:r>
         <w:rPr>
           <w:rFonts w:ascii="Consolas" w:eastAsia="Times New Roman" w:hAnsi="Consolas" w:cs="Times New Roman"/>
@@ -11229,6 +11872,7 @@
         </w:rPr>
         <w:t xml:space="preserve">                </w:t>
       </w:r>
+      <w:proofErr w:type="spellStart"/>
       <w:r>
         <w:rPr>
           <w:rFonts w:ascii="Consolas" w:eastAsia="Times New Roman" w:hAnsi="Consolas" w:cs="Times New Roman"/>
@@ -11289,6 +11933,7 @@
         </w:rPr>
         <w:t>println</w:t>
       </w:r>
+      <w:proofErr w:type="spellEnd"/>
       <w:r>
         <w:rPr>
           <w:rFonts w:ascii="Consolas" w:eastAsia="Times New Roman" w:hAnsi="Consolas" w:cs="Times New Roman"/>
@@ -11478,6 +12123,7 @@
         </w:rPr>
         <w:t xml:space="preserve">                </w:t>
       </w:r>
+      <w:proofErr w:type="spellStart"/>
       <w:r>
         <w:rPr>
           <w:rFonts w:ascii="Consolas" w:eastAsia="Times New Roman" w:hAnsi="Consolas" w:cs="Times New Roman"/>
@@ -11538,6 +12184,7 @@
         </w:rPr>
         <w:t>println</w:t>
       </w:r>
+      <w:proofErr w:type="spellEnd"/>
       <w:r>
         <w:rPr>
           <w:rFonts w:ascii="Consolas" w:eastAsia="Times New Roman" w:hAnsi="Consolas" w:cs="Times New Roman"/>
@@ -11727,6 +12374,7 @@
         </w:rPr>
         <w:t xml:space="preserve">                </w:t>
       </w:r>
+      <w:proofErr w:type="spellStart"/>
       <w:r>
         <w:rPr>
           <w:rFonts w:ascii="Consolas" w:eastAsia="Times New Roman" w:hAnsi="Consolas" w:cs="Times New Roman"/>
@@ -11787,6 +12435,7 @@
         </w:rPr>
         <w:t>println</w:t>
       </w:r>
+      <w:proofErr w:type="spellEnd"/>
       <w:r>
         <w:rPr>
           <w:rFonts w:ascii="Consolas" w:eastAsia="Times New Roman" w:hAnsi="Consolas" w:cs="Times New Roman"/>
@@ -11976,6 +12625,7 @@
         </w:rPr>
         <w:t xml:space="preserve">                </w:t>
       </w:r>
+      <w:proofErr w:type="spellStart"/>
       <w:r>
         <w:rPr>
           <w:rFonts w:ascii="Consolas" w:eastAsia="Times New Roman" w:hAnsi="Consolas" w:cs="Times New Roman"/>
@@ -12036,6 +12686,7 @@
         </w:rPr>
         <w:t>println</w:t>
       </w:r>
+      <w:proofErr w:type="spellEnd"/>
       <w:r>
         <w:rPr>
           <w:rFonts w:ascii="Consolas" w:eastAsia="Times New Roman" w:hAnsi="Consolas" w:cs="Times New Roman"/>
@@ -12223,8 +12874,10 @@
           <w:lang w:eastAsia="en-IN"/>
           <w14:ligatures w14:val="none"/>
         </w:rPr>
+        <w:lastRenderedPageBreak/>
         <w:t xml:space="preserve">                </w:t>
       </w:r>
+      <w:proofErr w:type="spellStart"/>
       <w:r>
         <w:rPr>
           <w:rFonts w:ascii="Consolas" w:eastAsia="Times New Roman" w:hAnsi="Consolas" w:cs="Times New Roman"/>
@@ -12285,6 +12938,7 @@
         </w:rPr>
         <w:t>println</w:t>
       </w:r>
+      <w:proofErr w:type="spellEnd"/>
       <w:r>
         <w:rPr>
           <w:rFonts w:ascii="Consolas" w:eastAsia="Times New Roman" w:hAnsi="Consolas" w:cs="Times New Roman"/>
@@ -12397,7 +13051,6 @@
           <w:lang w:eastAsia="en-IN"/>
           <w14:ligatures w14:val="none"/>
         </w:rPr>
-        <w:lastRenderedPageBreak/>
         <w:t xml:space="preserve">            </w:t>
       </w:r>
       <w:r>
@@ -12475,6 +13128,7 @@
         </w:rPr>
         <w:t xml:space="preserve">                </w:t>
       </w:r>
+      <w:proofErr w:type="spellStart"/>
       <w:r>
         <w:rPr>
           <w:rFonts w:ascii="Consolas" w:eastAsia="Times New Roman" w:hAnsi="Consolas" w:cs="Times New Roman"/>
@@ -12535,6 +13189,7 @@
         </w:rPr>
         <w:t>println</w:t>
       </w:r>
+      <w:proofErr w:type="spellEnd"/>
       <w:r>
         <w:rPr>
           <w:rFonts w:ascii="Consolas" w:eastAsia="Times New Roman" w:hAnsi="Consolas" w:cs="Times New Roman"/>
@@ -12688,6 +13343,7 @@
         </w:rPr>
         <w:t xml:space="preserve">                </w:t>
       </w:r>
+      <w:proofErr w:type="spellStart"/>
       <w:r>
         <w:rPr>
           <w:rFonts w:ascii="Consolas" w:eastAsia="Times New Roman" w:hAnsi="Consolas" w:cs="Times New Roman"/>
@@ -12748,6 +13404,7 @@
         </w:rPr>
         <w:t>println</w:t>
       </w:r>
+      <w:proofErr w:type="spellEnd"/>
       <w:r>
         <w:rPr>
           <w:rFonts w:ascii="Consolas" w:eastAsia="Times New Roman" w:hAnsi="Consolas" w:cs="Times New Roman"/>
@@ -12977,6 +13634,8 @@
         </w:rPr>
         <w:t xml:space="preserve"> </w:t>
       </w:r>
+      <w:proofErr w:type="spellStart"/>
+      <w:proofErr w:type="gramStart"/>
       <w:r>
         <w:rPr>
           <w:rFonts w:ascii="Consolas" w:eastAsia="Times New Roman" w:hAnsi="Consolas" w:cs="Times New Roman"/>
@@ -12989,6 +13648,7 @@
         </w:rPr>
         <w:t>forEachLoopExample</w:t>
       </w:r>
+      <w:proofErr w:type="spellEnd"/>
       <w:r>
         <w:rPr>
           <w:rFonts w:ascii="Consolas" w:eastAsia="Times New Roman" w:hAnsi="Consolas" w:cs="Times New Roman"/>
@@ -13001,6 +13661,7 @@
         </w:rPr>
         <w:t>{</w:t>
       </w:r>
+      <w:proofErr w:type="gramEnd"/>
     </w:p>
     <w:p>
       <w:pPr>
@@ -13100,6 +13761,7 @@
         </w:rPr>
         <w:t xml:space="preserve"> </w:t>
       </w:r>
+      <w:proofErr w:type="gramStart"/>
       <w:r>
         <w:rPr>
           <w:rFonts w:ascii="Consolas" w:eastAsia="Times New Roman" w:hAnsi="Consolas" w:cs="Times New Roman"/>
@@ -13146,8 +13808,22 @@
           <w:lang w:eastAsia="en-IN"/>
           <w14:ligatures w14:val="none"/>
         </w:rPr>
-        <w:t xml:space="preserve">[] </w:t>
-      </w:r>
+        <w:t>[</w:t>
+      </w:r>
+      <w:proofErr w:type="gramEnd"/>
+      <w:r>
+        <w:rPr>
+          <w:rFonts w:ascii="Consolas" w:eastAsia="Times New Roman" w:hAnsi="Consolas" w:cs="Times New Roman"/>
+          <w:color w:val="BBBEBF"/>
+          <w:kern w:val="0"/>
+          <w:sz w:val="21"/>
+          <w:szCs w:val="21"/>
+          <w:lang w:eastAsia="en-IN"/>
+          <w14:ligatures w14:val="none"/>
+        </w:rPr>
+        <w:t xml:space="preserve">] </w:t>
+      </w:r>
+      <w:proofErr w:type="spellStart"/>
       <w:r>
         <w:rPr>
           <w:rFonts w:ascii="Consolas" w:eastAsia="Times New Roman" w:hAnsi="Consolas" w:cs="Times New Roman"/>
@@ -13160,6 +13836,7 @@
         </w:rPr>
         <w:t>args</w:t>
       </w:r>
+      <w:proofErr w:type="spellEnd"/>
       <w:r>
         <w:rPr>
           <w:rFonts w:ascii="Consolas" w:eastAsia="Times New Roman" w:hAnsi="Consolas" w:cs="Times New Roman"/>
@@ -13199,6 +13876,7 @@
         </w:rPr>
         <w:t xml:space="preserve">        </w:t>
       </w:r>
+      <w:proofErr w:type="gramStart"/>
       <w:r>
         <w:rPr>
           <w:rFonts w:ascii="Consolas" w:eastAsia="Times New Roman" w:hAnsi="Consolas" w:cs="Times New Roman"/>
@@ -13221,7 +13899,20 @@
           <w:lang w:eastAsia="en-IN"/>
           <w14:ligatures w14:val="none"/>
         </w:rPr>
-        <w:t xml:space="preserve">[] </w:t>
+        <w:t>[</w:t>
+      </w:r>
+      <w:proofErr w:type="gramEnd"/>
+      <w:r>
+        <w:rPr>
+          <w:rFonts w:ascii="Consolas" w:eastAsia="Times New Roman" w:hAnsi="Consolas" w:cs="Times New Roman"/>
+          <w:color w:val="FFA657"/>
+          <w:kern w:val="0"/>
+          <w:sz w:val="21"/>
+          <w:szCs w:val="21"/>
+          <w:lang w:eastAsia="en-IN"/>
+          <w14:ligatures w14:val="none"/>
+        </w:rPr>
+        <w:t xml:space="preserve">] </w:t>
       </w:r>
       <w:r>
         <w:rPr>
@@ -13281,7 +13972,33 @@
           <w:lang w:eastAsia="en-IN"/>
           <w14:ligatures w14:val="none"/>
         </w:rPr>
-        <w:t>"adarsh"</w:t>
+        <w:t>"</w:t>
+      </w:r>
+      <w:proofErr w:type="spellStart"/>
+      <w:r>
+        <w:rPr>
+          <w:rFonts w:ascii="Consolas" w:eastAsia="Times New Roman" w:hAnsi="Consolas" w:cs="Times New Roman"/>
+          <w:color w:val="A5D6FF"/>
+          <w:kern w:val="0"/>
+          <w:sz w:val="21"/>
+          <w:szCs w:val="21"/>
+          <w:lang w:eastAsia="en-IN"/>
+          <w14:ligatures w14:val="none"/>
+        </w:rPr>
+        <w:t>adarsh</w:t>
+      </w:r>
+      <w:proofErr w:type="spellEnd"/>
+      <w:r>
+        <w:rPr>
+          <w:rFonts w:ascii="Consolas" w:eastAsia="Times New Roman" w:hAnsi="Consolas" w:cs="Times New Roman"/>
+          <w:color w:val="A5D6FF"/>
+          <w:kern w:val="0"/>
+          <w:sz w:val="21"/>
+          <w:szCs w:val="21"/>
+          <w:lang w:eastAsia="en-IN"/>
+          <w14:ligatures w14:val="none"/>
+        </w:rPr>
+        <w:t>"</w:t>
       </w:r>
       <w:r>
         <w:rPr>
@@ -13305,7 +14022,33 @@
           <w:lang w:eastAsia="en-IN"/>
           <w14:ligatures w14:val="none"/>
         </w:rPr>
-        <w:t>"momi"</w:t>
+        <w:t>"</w:t>
+      </w:r>
+      <w:proofErr w:type="spellStart"/>
+      <w:r>
+        <w:rPr>
+          <w:rFonts w:ascii="Consolas" w:eastAsia="Times New Roman" w:hAnsi="Consolas" w:cs="Times New Roman"/>
+          <w:color w:val="A5D6FF"/>
+          <w:kern w:val="0"/>
+          <w:sz w:val="21"/>
+          <w:szCs w:val="21"/>
+          <w:lang w:eastAsia="en-IN"/>
+          <w14:ligatures w14:val="none"/>
+        </w:rPr>
+        <w:t>momi</w:t>
+      </w:r>
+      <w:proofErr w:type="spellEnd"/>
+      <w:r>
+        <w:rPr>
+          <w:rFonts w:ascii="Consolas" w:eastAsia="Times New Roman" w:hAnsi="Consolas" w:cs="Times New Roman"/>
+          <w:color w:val="A5D6FF"/>
+          <w:kern w:val="0"/>
+          <w:sz w:val="21"/>
+          <w:szCs w:val="21"/>
+          <w:lang w:eastAsia="en-IN"/>
+          <w14:ligatures w14:val="none"/>
+        </w:rPr>
+        <w:t>"</w:t>
       </w:r>
       <w:r>
         <w:rPr>
@@ -13329,7 +14072,33 @@
           <w:lang w:eastAsia="en-IN"/>
           <w14:ligatures w14:val="none"/>
         </w:rPr>
-        <w:t>"dave"</w:t>
+        <w:t>"</w:t>
+      </w:r>
+      <w:proofErr w:type="spellStart"/>
+      <w:r>
+        <w:rPr>
+          <w:rFonts w:ascii="Consolas" w:eastAsia="Times New Roman" w:hAnsi="Consolas" w:cs="Times New Roman"/>
+          <w:color w:val="A5D6FF"/>
+          <w:kern w:val="0"/>
+          <w:sz w:val="21"/>
+          <w:szCs w:val="21"/>
+          <w:lang w:eastAsia="en-IN"/>
+          <w14:ligatures w14:val="none"/>
+        </w:rPr>
+        <w:t>dave</w:t>
+      </w:r>
+      <w:proofErr w:type="spellEnd"/>
+      <w:r>
+        <w:rPr>
+          <w:rFonts w:ascii="Consolas" w:eastAsia="Times New Roman" w:hAnsi="Consolas" w:cs="Times New Roman"/>
+          <w:color w:val="A5D6FF"/>
+          <w:kern w:val="0"/>
+          <w:sz w:val="21"/>
+          <w:szCs w:val="21"/>
+          <w:lang w:eastAsia="en-IN"/>
+          <w14:ligatures w14:val="none"/>
+        </w:rPr>
+        <w:t>"</w:t>
       </w:r>
       <w:r>
         <w:rPr>
@@ -13394,6 +14163,7 @@
         </w:rPr>
         <w:t xml:space="preserve">        </w:t>
       </w:r>
+      <w:proofErr w:type="gramStart"/>
       <w:r>
         <w:rPr>
           <w:rFonts w:ascii="Consolas" w:eastAsia="Times New Roman" w:hAnsi="Consolas" w:cs="Times New Roman"/>
@@ -13418,6 +14188,7 @@
         </w:rPr>
         <w:t>(</w:t>
       </w:r>
+      <w:proofErr w:type="gramEnd"/>
       <w:r>
         <w:rPr>
           <w:rFonts w:ascii="Consolas" w:eastAsia="Times New Roman" w:hAnsi="Consolas" w:cs="Times New Roman"/>
@@ -13442,6 +14213,7 @@
         </w:rPr>
         <w:t xml:space="preserve"> </w:t>
       </w:r>
+      <w:proofErr w:type="gramStart"/>
       <w:r>
         <w:rPr>
           <w:rFonts w:ascii="Consolas" w:eastAsia="Times New Roman" w:hAnsi="Consolas" w:cs="Times New Roman"/>
@@ -13478,6 +14250,7 @@
         </w:rPr>
         <w:t>:</w:t>
       </w:r>
+      <w:proofErr w:type="gramEnd"/>
       <w:r>
         <w:rPr>
           <w:rFonts w:ascii="Consolas" w:eastAsia="Times New Roman" w:hAnsi="Consolas" w:cs="Times New Roman"/>
@@ -13490,6 +14263,7 @@
         </w:rPr>
         <w:t xml:space="preserve"> </w:t>
       </w:r>
+      <w:proofErr w:type="gramStart"/>
       <w:r>
         <w:rPr>
           <w:rFonts w:ascii="Consolas" w:eastAsia="Times New Roman" w:hAnsi="Consolas" w:cs="Times New Roman"/>
@@ -13514,6 +14288,7 @@
         </w:rPr>
         <w:t>){</w:t>
       </w:r>
+      <w:proofErr w:type="gramEnd"/>
     </w:p>
     <w:p>
       <w:pPr>
@@ -13541,6 +14316,7 @@
         </w:rPr>
         <w:t xml:space="preserve">            </w:t>
       </w:r>
+      <w:proofErr w:type="spellStart"/>
       <w:r>
         <w:rPr>
           <w:rFonts w:ascii="Consolas" w:eastAsia="Times New Roman" w:hAnsi="Consolas" w:cs="Times New Roman"/>
@@ -13601,6 +14377,7 @@
         </w:rPr>
         <w:t>println</w:t>
       </w:r>
+      <w:proofErr w:type="spellEnd"/>
       <w:r>
         <w:rPr>
           <w:rFonts w:ascii="Consolas" w:eastAsia="Times New Roman" w:hAnsi="Consolas" w:cs="Times New Roman"/>
@@ -13636,6 +14413,855 @@
           <w14:ligatures w14:val="none"/>
         </w:rPr>
         <w:t>);</w:t>
+      </w:r>
+    </w:p>
+    <w:p>
+      <w:pPr>
+        <w:shd w:val="clear" w:color="auto" w:fill="121314"/>
+        <w:spacing w:after="0" w:line="285" w:lineRule="atLeast"/>
+        <w:rPr>
+          <w:rFonts w:ascii="Consolas" w:eastAsia="Times New Roman" w:hAnsi="Consolas" w:cs="Times New Roman"/>
+          <w:color w:val="BBBEBF"/>
+          <w:kern w:val="0"/>
+          <w:sz w:val="21"/>
+          <w:szCs w:val="21"/>
+          <w:lang w:eastAsia="en-IN"/>
+          <w14:ligatures w14:val="none"/>
+        </w:rPr>
+      </w:pPr>
+      <w:r>
+        <w:rPr>
+          <w:rFonts w:ascii="Consolas" w:eastAsia="Times New Roman" w:hAnsi="Consolas" w:cs="Times New Roman"/>
+          <w:color w:val="BBBEBF"/>
+          <w:kern w:val="0"/>
+          <w:sz w:val="21"/>
+          <w:szCs w:val="21"/>
+          <w:lang w:eastAsia="en-IN"/>
+          <w14:ligatures w14:val="none"/>
+        </w:rPr>
+        <w:t>        }</w:t>
+      </w:r>
+    </w:p>
+    <w:p>
+      <w:pPr>
+        <w:shd w:val="clear" w:color="auto" w:fill="121314"/>
+        <w:spacing w:after="0" w:line="285" w:lineRule="atLeast"/>
+        <w:rPr>
+          <w:rFonts w:ascii="Consolas" w:eastAsia="Times New Roman" w:hAnsi="Consolas" w:cs="Times New Roman"/>
+          <w:color w:val="BBBEBF"/>
+          <w:kern w:val="0"/>
+          <w:sz w:val="21"/>
+          <w:szCs w:val="21"/>
+          <w:lang w:eastAsia="en-IN"/>
+          <w14:ligatures w14:val="none"/>
+        </w:rPr>
+      </w:pPr>
+      <w:r>
+        <w:rPr>
+          <w:rFonts w:ascii="Consolas" w:eastAsia="Times New Roman" w:hAnsi="Consolas" w:cs="Times New Roman"/>
+          <w:color w:val="BBBEBF"/>
+          <w:kern w:val="0"/>
+          <w:sz w:val="21"/>
+          <w:szCs w:val="21"/>
+          <w:lang w:eastAsia="en-IN"/>
+          <w14:ligatures w14:val="none"/>
+        </w:rPr>
+        <w:t>    }</w:t>
+      </w:r>
+    </w:p>
+    <w:p>
+      <w:pPr>
+        <w:shd w:val="clear" w:color="auto" w:fill="121314"/>
+        <w:spacing w:after="0" w:line="285" w:lineRule="atLeast"/>
+        <w:rPr>
+          <w:rFonts w:ascii="Consolas" w:eastAsia="Times New Roman" w:hAnsi="Consolas" w:cs="Times New Roman"/>
+          <w:color w:val="BBBEBF"/>
+          <w:kern w:val="0"/>
+          <w:sz w:val="21"/>
+          <w:szCs w:val="21"/>
+          <w:lang w:eastAsia="en-IN"/>
+          <w14:ligatures w14:val="none"/>
+        </w:rPr>
+      </w:pPr>
+      <w:r>
+        <w:rPr>
+          <w:rFonts w:ascii="Consolas" w:eastAsia="Times New Roman" w:hAnsi="Consolas" w:cs="Times New Roman"/>
+          <w:color w:val="BBBEBF"/>
+          <w:kern w:val="0"/>
+          <w:sz w:val="21"/>
+          <w:szCs w:val="21"/>
+          <w:lang w:eastAsia="en-IN"/>
+          <w14:ligatures w14:val="none"/>
+        </w:rPr>
+        <w:t>}</w:t>
+      </w:r>
+    </w:p>
+    <w:p/>
+    <w:p/>
+    <w:p>
+      <w:r>
+        <w:t>Wap to show the difference between break and continue</w:t>
+      </w:r>
+      <w:r>
+        <w:t>, u</w:t>
+      </w:r>
+      <w:r>
+        <w:t>se for loop</w:t>
+      </w:r>
+      <w:r>
+        <w:t>.</w:t>
+      </w:r>
+    </w:p>
+    <w:p>
+      <w:pPr>
+        <w:shd w:val="clear" w:color="auto" w:fill="121314"/>
+        <w:spacing w:after="0" w:line="285" w:lineRule="atLeast"/>
+        <w:rPr>
+          <w:rFonts w:ascii="Consolas" w:eastAsia="Times New Roman" w:hAnsi="Consolas" w:cs="Times New Roman"/>
+          <w:color w:val="BBBEBF"/>
+          <w:kern w:val="0"/>
+          <w:sz w:val="21"/>
+          <w:szCs w:val="21"/>
+          <w:lang w:eastAsia="en-IN"/>
+          <w14:ligatures w14:val="none"/>
+        </w:rPr>
+      </w:pPr>
+      <w:r>
+        <w:rPr>
+          <w:rFonts w:ascii="Consolas" w:eastAsia="Times New Roman" w:hAnsi="Consolas" w:cs="Times New Roman"/>
+          <w:color w:val="569CD6"/>
+          <w:kern w:val="0"/>
+          <w:sz w:val="21"/>
+          <w:szCs w:val="21"/>
+          <w:lang w:eastAsia="en-IN"/>
+          <w14:ligatures w14:val="none"/>
+        </w:rPr>
+        <w:t>class</w:t>
+      </w:r>
+      <w:r>
+        <w:rPr>
+          <w:rFonts w:ascii="Consolas" w:eastAsia="Times New Roman" w:hAnsi="Consolas" w:cs="Times New Roman"/>
+          <w:color w:val="BBBEBF"/>
+          <w:kern w:val="0"/>
+          <w:sz w:val="21"/>
+          <w:szCs w:val="21"/>
+          <w:lang w:eastAsia="en-IN"/>
+          <w14:ligatures w14:val="none"/>
+        </w:rPr>
+        <w:t xml:space="preserve"> </w:t>
+      </w:r>
+      <w:proofErr w:type="spellStart"/>
+      <w:proofErr w:type="gramStart"/>
+      <w:r>
+        <w:rPr>
+          <w:rFonts w:ascii="Consolas" w:eastAsia="Times New Roman" w:hAnsi="Consolas" w:cs="Times New Roman"/>
+          <w:color w:val="4EC9B0"/>
+          <w:kern w:val="0"/>
+          <w:sz w:val="21"/>
+          <w:szCs w:val="21"/>
+          <w:lang w:eastAsia="en-IN"/>
+          <w14:ligatures w14:val="none"/>
+        </w:rPr>
+        <w:t>BreakAndContinue</w:t>
+      </w:r>
+      <w:proofErr w:type="spellEnd"/>
+      <w:r>
+        <w:rPr>
+          <w:rFonts w:ascii="Consolas" w:eastAsia="Times New Roman" w:hAnsi="Consolas" w:cs="Times New Roman"/>
+          <w:color w:val="BBBEBF"/>
+          <w:kern w:val="0"/>
+          <w:sz w:val="21"/>
+          <w:szCs w:val="21"/>
+          <w:lang w:eastAsia="en-IN"/>
+          <w14:ligatures w14:val="none"/>
+        </w:rPr>
+        <w:t>{</w:t>
+      </w:r>
+      <w:proofErr w:type="gramEnd"/>
+    </w:p>
+    <w:p>
+      <w:pPr>
+        <w:shd w:val="clear" w:color="auto" w:fill="121314"/>
+        <w:spacing w:after="0" w:line="285" w:lineRule="atLeast"/>
+        <w:rPr>
+          <w:rFonts w:ascii="Consolas" w:eastAsia="Times New Roman" w:hAnsi="Consolas" w:cs="Times New Roman"/>
+          <w:color w:val="BBBEBF"/>
+          <w:kern w:val="0"/>
+          <w:sz w:val="21"/>
+          <w:szCs w:val="21"/>
+          <w:lang w:eastAsia="en-IN"/>
+          <w14:ligatures w14:val="none"/>
+        </w:rPr>
+      </w:pPr>
+      <w:r>
+        <w:rPr>
+          <w:rFonts w:ascii="Consolas" w:eastAsia="Times New Roman" w:hAnsi="Consolas" w:cs="Times New Roman"/>
+          <w:color w:val="BBBEBF"/>
+          <w:kern w:val="0"/>
+          <w:sz w:val="21"/>
+          <w:szCs w:val="21"/>
+          <w:lang w:eastAsia="en-IN"/>
+          <w14:ligatures w14:val="none"/>
+        </w:rPr>
+        <w:t xml:space="preserve">    </w:t>
+      </w:r>
+      <w:r>
+        <w:rPr>
+          <w:rFonts w:ascii="Consolas" w:eastAsia="Times New Roman" w:hAnsi="Consolas" w:cs="Times New Roman"/>
+          <w:color w:val="569CD6"/>
+          <w:kern w:val="0"/>
+          <w:sz w:val="21"/>
+          <w:szCs w:val="21"/>
+          <w:lang w:eastAsia="en-IN"/>
+          <w14:ligatures w14:val="none"/>
+        </w:rPr>
+        <w:t>public</w:t>
+      </w:r>
+      <w:r>
+        <w:rPr>
+          <w:rFonts w:ascii="Consolas" w:eastAsia="Times New Roman" w:hAnsi="Consolas" w:cs="Times New Roman"/>
+          <w:color w:val="BBBEBF"/>
+          <w:kern w:val="0"/>
+          <w:sz w:val="21"/>
+          <w:szCs w:val="21"/>
+          <w:lang w:eastAsia="en-IN"/>
+          <w14:ligatures w14:val="none"/>
+        </w:rPr>
+        <w:t xml:space="preserve"> </w:t>
+      </w:r>
+      <w:r>
+        <w:rPr>
+          <w:rFonts w:ascii="Consolas" w:eastAsia="Times New Roman" w:hAnsi="Consolas" w:cs="Times New Roman"/>
+          <w:color w:val="569CD6"/>
+          <w:kern w:val="0"/>
+          <w:sz w:val="21"/>
+          <w:szCs w:val="21"/>
+          <w:lang w:eastAsia="en-IN"/>
+          <w14:ligatures w14:val="none"/>
+        </w:rPr>
+        <w:t>static</w:t>
+      </w:r>
+      <w:r>
+        <w:rPr>
+          <w:rFonts w:ascii="Consolas" w:eastAsia="Times New Roman" w:hAnsi="Consolas" w:cs="Times New Roman"/>
+          <w:color w:val="BBBEBF"/>
+          <w:kern w:val="0"/>
+          <w:sz w:val="21"/>
+          <w:szCs w:val="21"/>
+          <w:lang w:eastAsia="en-IN"/>
+          <w14:ligatures w14:val="none"/>
+        </w:rPr>
+        <w:t xml:space="preserve"> </w:t>
+      </w:r>
+      <w:r>
+        <w:rPr>
+          <w:rFonts w:ascii="Consolas" w:eastAsia="Times New Roman" w:hAnsi="Consolas" w:cs="Times New Roman"/>
+          <w:color w:val="4EC9B0"/>
+          <w:kern w:val="0"/>
+          <w:sz w:val="21"/>
+          <w:szCs w:val="21"/>
+          <w:lang w:eastAsia="en-IN"/>
+          <w14:ligatures w14:val="none"/>
+        </w:rPr>
+        <w:t>void</w:t>
+      </w:r>
+      <w:r>
+        <w:rPr>
+          <w:rFonts w:ascii="Consolas" w:eastAsia="Times New Roman" w:hAnsi="Consolas" w:cs="Times New Roman"/>
+          <w:color w:val="BBBEBF"/>
+          <w:kern w:val="0"/>
+          <w:sz w:val="21"/>
+          <w:szCs w:val="21"/>
+          <w:lang w:eastAsia="en-IN"/>
+          <w14:ligatures w14:val="none"/>
+        </w:rPr>
+        <w:t xml:space="preserve"> </w:t>
+      </w:r>
+      <w:proofErr w:type="gramStart"/>
+      <w:r>
+        <w:rPr>
+          <w:rFonts w:ascii="Consolas" w:eastAsia="Times New Roman" w:hAnsi="Consolas" w:cs="Times New Roman"/>
+          <w:color w:val="D2A8FF"/>
+          <w:kern w:val="0"/>
+          <w:sz w:val="21"/>
+          <w:szCs w:val="21"/>
+          <w:lang w:eastAsia="en-IN"/>
+          <w14:ligatures w14:val="none"/>
+        </w:rPr>
+        <w:t>main</w:t>
+      </w:r>
+      <w:r>
+        <w:rPr>
+          <w:rFonts w:ascii="Consolas" w:eastAsia="Times New Roman" w:hAnsi="Consolas" w:cs="Times New Roman"/>
+          <w:color w:val="BBBEBF"/>
+          <w:kern w:val="0"/>
+          <w:sz w:val="21"/>
+          <w:szCs w:val="21"/>
+          <w:lang w:eastAsia="en-IN"/>
+          <w14:ligatures w14:val="none"/>
+        </w:rPr>
+        <w:t>(</w:t>
+      </w:r>
+      <w:r>
+        <w:rPr>
+          <w:rFonts w:ascii="Consolas" w:eastAsia="Times New Roman" w:hAnsi="Consolas" w:cs="Times New Roman"/>
+          <w:color w:val="4EC9B0"/>
+          <w:kern w:val="0"/>
+          <w:sz w:val="21"/>
+          <w:szCs w:val="21"/>
+          <w:lang w:eastAsia="en-IN"/>
+          <w14:ligatures w14:val="none"/>
+        </w:rPr>
+        <w:t>String</w:t>
+      </w:r>
+      <w:r>
+        <w:rPr>
+          <w:rFonts w:ascii="Consolas" w:eastAsia="Times New Roman" w:hAnsi="Consolas" w:cs="Times New Roman"/>
+          <w:color w:val="BBBEBF"/>
+          <w:kern w:val="0"/>
+          <w:sz w:val="21"/>
+          <w:szCs w:val="21"/>
+          <w:lang w:eastAsia="en-IN"/>
+          <w14:ligatures w14:val="none"/>
+        </w:rPr>
+        <w:t>[</w:t>
+      </w:r>
+      <w:proofErr w:type="gramEnd"/>
+      <w:r>
+        <w:rPr>
+          <w:rFonts w:ascii="Consolas" w:eastAsia="Times New Roman" w:hAnsi="Consolas" w:cs="Times New Roman"/>
+          <w:color w:val="BBBEBF"/>
+          <w:kern w:val="0"/>
+          <w:sz w:val="21"/>
+          <w:szCs w:val="21"/>
+          <w:lang w:eastAsia="en-IN"/>
+          <w14:ligatures w14:val="none"/>
+        </w:rPr>
+        <w:t xml:space="preserve">] </w:t>
+      </w:r>
+      <w:proofErr w:type="spellStart"/>
+      <w:r>
+        <w:rPr>
+          <w:rFonts w:ascii="Consolas" w:eastAsia="Times New Roman" w:hAnsi="Consolas" w:cs="Times New Roman"/>
+          <w:color w:val="FFA657"/>
+          <w:kern w:val="0"/>
+          <w:sz w:val="21"/>
+          <w:szCs w:val="21"/>
+          <w:lang w:eastAsia="en-IN"/>
+          <w14:ligatures w14:val="none"/>
+        </w:rPr>
+        <w:t>args</w:t>
+      </w:r>
+      <w:proofErr w:type="spellEnd"/>
+      <w:r>
+        <w:rPr>
+          <w:rFonts w:ascii="Consolas" w:eastAsia="Times New Roman" w:hAnsi="Consolas" w:cs="Times New Roman"/>
+          <w:color w:val="BBBEBF"/>
+          <w:kern w:val="0"/>
+          <w:sz w:val="21"/>
+          <w:szCs w:val="21"/>
+          <w:lang w:eastAsia="en-IN"/>
+          <w14:ligatures w14:val="none"/>
+        </w:rPr>
+        <w:t>) {</w:t>
+      </w:r>
+    </w:p>
+    <w:p>
+      <w:pPr>
+        <w:shd w:val="clear" w:color="auto" w:fill="121314"/>
+        <w:spacing w:after="0" w:line="285" w:lineRule="atLeast"/>
+        <w:rPr>
+          <w:rFonts w:ascii="Consolas" w:eastAsia="Times New Roman" w:hAnsi="Consolas" w:cs="Times New Roman"/>
+          <w:color w:val="BBBEBF"/>
+          <w:kern w:val="0"/>
+          <w:sz w:val="21"/>
+          <w:szCs w:val="21"/>
+          <w:lang w:eastAsia="en-IN"/>
+          <w14:ligatures w14:val="none"/>
+        </w:rPr>
+      </w:pPr>
+      <w:r>
+        <w:rPr>
+          <w:rFonts w:ascii="Consolas" w:eastAsia="Times New Roman" w:hAnsi="Consolas" w:cs="Times New Roman"/>
+          <w:color w:val="BBBEBF"/>
+          <w:kern w:val="0"/>
+          <w:sz w:val="21"/>
+          <w:szCs w:val="21"/>
+          <w:lang w:eastAsia="en-IN"/>
+          <w14:ligatures w14:val="none"/>
+        </w:rPr>
+        <w:t xml:space="preserve">        </w:t>
+      </w:r>
+      <w:proofErr w:type="gramStart"/>
+      <w:r>
+        <w:rPr>
+          <w:rFonts w:ascii="Consolas" w:eastAsia="Times New Roman" w:hAnsi="Consolas" w:cs="Times New Roman"/>
+          <w:color w:val="C586C0"/>
+          <w:kern w:val="0"/>
+          <w:sz w:val="21"/>
+          <w:szCs w:val="21"/>
+          <w:lang w:eastAsia="en-IN"/>
+          <w14:ligatures w14:val="none"/>
+        </w:rPr>
+        <w:t>for</w:t>
+      </w:r>
+      <w:r>
+        <w:rPr>
+          <w:rFonts w:ascii="Consolas" w:eastAsia="Times New Roman" w:hAnsi="Consolas" w:cs="Times New Roman"/>
+          <w:color w:val="BBBEBF"/>
+          <w:kern w:val="0"/>
+          <w:sz w:val="21"/>
+          <w:szCs w:val="21"/>
+          <w:lang w:eastAsia="en-IN"/>
+          <w14:ligatures w14:val="none"/>
+        </w:rPr>
+        <w:t>(</w:t>
+      </w:r>
+      <w:proofErr w:type="gramEnd"/>
+      <w:r>
+        <w:rPr>
+          <w:rFonts w:ascii="Consolas" w:eastAsia="Times New Roman" w:hAnsi="Consolas" w:cs="Times New Roman"/>
+          <w:color w:val="4EC9B0"/>
+          <w:kern w:val="0"/>
+          <w:sz w:val="21"/>
+          <w:szCs w:val="21"/>
+          <w:lang w:eastAsia="en-IN"/>
+          <w14:ligatures w14:val="none"/>
+        </w:rPr>
+        <w:t>int</w:t>
+      </w:r>
+      <w:r>
+        <w:rPr>
+          <w:rFonts w:ascii="Consolas" w:eastAsia="Times New Roman" w:hAnsi="Consolas" w:cs="Times New Roman"/>
+          <w:color w:val="FFA657"/>
+          <w:kern w:val="0"/>
+          <w:sz w:val="21"/>
+          <w:szCs w:val="21"/>
+          <w:lang w:eastAsia="en-IN"/>
+          <w14:ligatures w14:val="none"/>
+        </w:rPr>
+        <w:t xml:space="preserve"> </w:t>
+      </w:r>
+      <w:proofErr w:type="spellStart"/>
+      <w:r>
+        <w:rPr>
+          <w:rFonts w:ascii="Consolas" w:eastAsia="Times New Roman" w:hAnsi="Consolas" w:cs="Times New Roman"/>
+          <w:color w:val="C9D1D9"/>
+          <w:kern w:val="0"/>
+          <w:sz w:val="21"/>
+          <w:szCs w:val="21"/>
+          <w:lang w:eastAsia="en-IN"/>
+          <w14:ligatures w14:val="none"/>
+        </w:rPr>
+        <w:t>i</w:t>
+      </w:r>
+      <w:proofErr w:type="spellEnd"/>
+      <w:r>
+        <w:rPr>
+          <w:rFonts w:ascii="Consolas" w:eastAsia="Times New Roman" w:hAnsi="Consolas" w:cs="Times New Roman"/>
+          <w:color w:val="D4D4D4"/>
+          <w:kern w:val="0"/>
+          <w:sz w:val="21"/>
+          <w:szCs w:val="21"/>
+          <w:lang w:eastAsia="en-IN"/>
+          <w14:ligatures w14:val="none"/>
+        </w:rPr>
+        <w:t>=</w:t>
+      </w:r>
+      <w:r>
+        <w:rPr>
+          <w:rFonts w:ascii="Consolas" w:eastAsia="Times New Roman" w:hAnsi="Consolas" w:cs="Times New Roman"/>
+          <w:color w:val="B5CEA8"/>
+          <w:kern w:val="0"/>
+          <w:sz w:val="21"/>
+          <w:szCs w:val="21"/>
+          <w:lang w:eastAsia="en-IN"/>
+          <w14:ligatures w14:val="none"/>
+        </w:rPr>
+        <w:t>0</w:t>
+      </w:r>
+      <w:r>
+        <w:rPr>
+          <w:rFonts w:ascii="Consolas" w:eastAsia="Times New Roman" w:hAnsi="Consolas" w:cs="Times New Roman"/>
+          <w:color w:val="BBBEBF"/>
+          <w:kern w:val="0"/>
+          <w:sz w:val="21"/>
+          <w:szCs w:val="21"/>
+          <w:lang w:eastAsia="en-IN"/>
+          <w14:ligatures w14:val="none"/>
+        </w:rPr>
+        <w:t xml:space="preserve">; </w:t>
+      </w:r>
+      <w:proofErr w:type="spellStart"/>
+      <w:r>
+        <w:rPr>
+          <w:rFonts w:ascii="Consolas" w:eastAsia="Times New Roman" w:hAnsi="Consolas" w:cs="Times New Roman"/>
+          <w:color w:val="C9D1D9"/>
+          <w:kern w:val="0"/>
+          <w:sz w:val="21"/>
+          <w:szCs w:val="21"/>
+          <w:lang w:eastAsia="en-IN"/>
+          <w14:ligatures w14:val="none"/>
+        </w:rPr>
+        <w:t>i</w:t>
+      </w:r>
+      <w:proofErr w:type="spellEnd"/>
+      <w:r>
+        <w:rPr>
+          <w:rFonts w:ascii="Consolas" w:eastAsia="Times New Roman" w:hAnsi="Consolas" w:cs="Times New Roman"/>
+          <w:color w:val="D4D4D4"/>
+          <w:kern w:val="0"/>
+          <w:sz w:val="21"/>
+          <w:szCs w:val="21"/>
+          <w:lang w:eastAsia="en-IN"/>
+          <w14:ligatures w14:val="none"/>
+        </w:rPr>
+        <w:t>&lt;</w:t>
+      </w:r>
+      <w:r>
+        <w:rPr>
+          <w:rFonts w:ascii="Consolas" w:eastAsia="Times New Roman" w:hAnsi="Consolas" w:cs="Times New Roman"/>
+          <w:color w:val="B5CEA8"/>
+          <w:kern w:val="0"/>
+          <w:sz w:val="21"/>
+          <w:szCs w:val="21"/>
+          <w:lang w:eastAsia="en-IN"/>
+          <w14:ligatures w14:val="none"/>
+        </w:rPr>
+        <w:t>10</w:t>
+      </w:r>
+      <w:r>
+        <w:rPr>
+          <w:rFonts w:ascii="Consolas" w:eastAsia="Times New Roman" w:hAnsi="Consolas" w:cs="Times New Roman"/>
+          <w:color w:val="BBBEBF"/>
+          <w:kern w:val="0"/>
+          <w:sz w:val="21"/>
+          <w:szCs w:val="21"/>
+          <w:lang w:eastAsia="en-IN"/>
+          <w14:ligatures w14:val="none"/>
+        </w:rPr>
+        <w:t xml:space="preserve">; </w:t>
+      </w:r>
+      <w:proofErr w:type="spellStart"/>
+      <w:r>
+        <w:rPr>
+          <w:rFonts w:ascii="Consolas" w:eastAsia="Times New Roman" w:hAnsi="Consolas" w:cs="Times New Roman"/>
+          <w:color w:val="C9D1D9"/>
+          <w:kern w:val="0"/>
+          <w:sz w:val="21"/>
+          <w:szCs w:val="21"/>
+          <w:lang w:eastAsia="en-IN"/>
+          <w14:ligatures w14:val="none"/>
+        </w:rPr>
+        <w:t>i</w:t>
+      </w:r>
+      <w:proofErr w:type="spellEnd"/>
+      <w:r>
+        <w:rPr>
+          <w:rFonts w:ascii="Consolas" w:eastAsia="Times New Roman" w:hAnsi="Consolas" w:cs="Times New Roman"/>
+          <w:color w:val="D4D4D4"/>
+          <w:kern w:val="0"/>
+          <w:sz w:val="21"/>
+          <w:szCs w:val="21"/>
+          <w:lang w:eastAsia="en-IN"/>
+          <w14:ligatures w14:val="none"/>
+        </w:rPr>
+        <w:t>+</w:t>
+      </w:r>
+      <w:proofErr w:type="gramStart"/>
+      <w:r>
+        <w:rPr>
+          <w:rFonts w:ascii="Consolas" w:eastAsia="Times New Roman" w:hAnsi="Consolas" w:cs="Times New Roman"/>
+          <w:color w:val="D4D4D4"/>
+          <w:kern w:val="0"/>
+          <w:sz w:val="21"/>
+          <w:szCs w:val="21"/>
+          <w:lang w:eastAsia="en-IN"/>
+          <w14:ligatures w14:val="none"/>
+        </w:rPr>
+        <w:t>+</w:t>
+      </w:r>
+      <w:r>
+        <w:rPr>
+          <w:rFonts w:ascii="Consolas" w:eastAsia="Times New Roman" w:hAnsi="Consolas" w:cs="Times New Roman"/>
+          <w:color w:val="BBBEBF"/>
+          <w:kern w:val="0"/>
+          <w:sz w:val="21"/>
+          <w:szCs w:val="21"/>
+          <w:lang w:eastAsia="en-IN"/>
+          <w14:ligatures w14:val="none"/>
+        </w:rPr>
+        <w:t>){</w:t>
+      </w:r>
+      <w:proofErr w:type="gramEnd"/>
+    </w:p>
+    <w:p>
+      <w:pPr>
+        <w:shd w:val="clear" w:color="auto" w:fill="121314"/>
+        <w:spacing w:after="0" w:line="285" w:lineRule="atLeast"/>
+        <w:rPr>
+          <w:rFonts w:ascii="Consolas" w:eastAsia="Times New Roman" w:hAnsi="Consolas" w:cs="Times New Roman"/>
+          <w:color w:val="BBBEBF"/>
+          <w:kern w:val="0"/>
+          <w:sz w:val="21"/>
+          <w:szCs w:val="21"/>
+          <w:lang w:eastAsia="en-IN"/>
+          <w14:ligatures w14:val="none"/>
+        </w:rPr>
+      </w:pPr>
+      <w:r>
+        <w:rPr>
+          <w:rFonts w:ascii="Consolas" w:eastAsia="Times New Roman" w:hAnsi="Consolas" w:cs="Times New Roman"/>
+          <w:color w:val="BBBEBF"/>
+          <w:kern w:val="0"/>
+          <w:sz w:val="21"/>
+          <w:szCs w:val="21"/>
+          <w:lang w:eastAsia="en-IN"/>
+          <w14:ligatures w14:val="none"/>
+        </w:rPr>
+        <w:t xml:space="preserve">            </w:t>
+      </w:r>
+      <w:proofErr w:type="gramStart"/>
+      <w:r>
+        <w:rPr>
+          <w:rFonts w:ascii="Consolas" w:eastAsia="Times New Roman" w:hAnsi="Consolas" w:cs="Times New Roman"/>
+          <w:color w:val="C586C0"/>
+          <w:kern w:val="0"/>
+          <w:sz w:val="21"/>
+          <w:szCs w:val="21"/>
+          <w:lang w:eastAsia="en-IN"/>
+          <w14:ligatures w14:val="none"/>
+        </w:rPr>
+        <w:t>if</w:t>
+      </w:r>
+      <w:r>
+        <w:rPr>
+          <w:rFonts w:ascii="Consolas" w:eastAsia="Times New Roman" w:hAnsi="Consolas" w:cs="Times New Roman"/>
+          <w:color w:val="BBBEBF"/>
+          <w:kern w:val="0"/>
+          <w:sz w:val="21"/>
+          <w:szCs w:val="21"/>
+          <w:lang w:eastAsia="en-IN"/>
+          <w14:ligatures w14:val="none"/>
+        </w:rPr>
+        <w:t>(</w:t>
+      </w:r>
+      <w:proofErr w:type="spellStart"/>
+      <w:proofErr w:type="gramEnd"/>
+      <w:r>
+        <w:rPr>
+          <w:rFonts w:ascii="Consolas" w:eastAsia="Times New Roman" w:hAnsi="Consolas" w:cs="Times New Roman"/>
+          <w:color w:val="C9D1D9"/>
+          <w:kern w:val="0"/>
+          <w:sz w:val="21"/>
+          <w:szCs w:val="21"/>
+          <w:lang w:eastAsia="en-IN"/>
+          <w14:ligatures w14:val="none"/>
+        </w:rPr>
+        <w:t>i</w:t>
+      </w:r>
+      <w:proofErr w:type="spellEnd"/>
+      <w:r>
+        <w:rPr>
+          <w:rFonts w:ascii="Consolas" w:eastAsia="Times New Roman" w:hAnsi="Consolas" w:cs="Times New Roman"/>
+          <w:color w:val="BBBEBF"/>
+          <w:kern w:val="0"/>
+          <w:sz w:val="21"/>
+          <w:szCs w:val="21"/>
+          <w:lang w:eastAsia="en-IN"/>
+          <w14:ligatures w14:val="none"/>
+        </w:rPr>
+        <w:t xml:space="preserve"> </w:t>
+      </w:r>
+      <w:r>
+        <w:rPr>
+          <w:rFonts w:ascii="Consolas" w:eastAsia="Times New Roman" w:hAnsi="Consolas" w:cs="Times New Roman"/>
+          <w:color w:val="D4D4D4"/>
+          <w:kern w:val="0"/>
+          <w:sz w:val="21"/>
+          <w:szCs w:val="21"/>
+          <w:lang w:eastAsia="en-IN"/>
+          <w14:ligatures w14:val="none"/>
+        </w:rPr>
+        <w:t>==</w:t>
+      </w:r>
+      <w:r>
+        <w:rPr>
+          <w:rFonts w:ascii="Consolas" w:eastAsia="Times New Roman" w:hAnsi="Consolas" w:cs="Times New Roman"/>
+          <w:color w:val="BBBEBF"/>
+          <w:kern w:val="0"/>
+          <w:sz w:val="21"/>
+          <w:szCs w:val="21"/>
+          <w:lang w:eastAsia="en-IN"/>
+          <w14:ligatures w14:val="none"/>
+        </w:rPr>
+        <w:t xml:space="preserve"> </w:t>
+      </w:r>
+      <w:r>
+        <w:rPr>
+          <w:rFonts w:ascii="Consolas" w:eastAsia="Times New Roman" w:hAnsi="Consolas" w:cs="Times New Roman"/>
+          <w:color w:val="B5CEA8"/>
+          <w:kern w:val="0"/>
+          <w:sz w:val="21"/>
+          <w:szCs w:val="21"/>
+          <w:lang w:eastAsia="en-IN"/>
+          <w14:ligatures w14:val="none"/>
+        </w:rPr>
+        <w:t>5</w:t>
+      </w:r>
+      <w:r>
+        <w:rPr>
+          <w:rFonts w:ascii="Consolas" w:eastAsia="Times New Roman" w:hAnsi="Consolas" w:cs="Times New Roman"/>
+          <w:color w:val="BBBEBF"/>
+          <w:kern w:val="0"/>
+          <w:sz w:val="21"/>
+          <w:szCs w:val="21"/>
+          <w:lang w:eastAsia="en-IN"/>
+          <w14:ligatures w14:val="none"/>
+        </w:rPr>
+        <w:t>)</w:t>
+      </w:r>
+    </w:p>
+    <w:p>
+      <w:pPr>
+        <w:shd w:val="clear" w:color="auto" w:fill="121314"/>
+        <w:spacing w:after="0" w:line="285" w:lineRule="atLeast"/>
+        <w:rPr>
+          <w:rFonts w:ascii="Consolas" w:eastAsia="Times New Roman" w:hAnsi="Consolas" w:cs="Times New Roman"/>
+          <w:color w:val="BBBEBF"/>
+          <w:kern w:val="0"/>
+          <w:sz w:val="21"/>
+          <w:szCs w:val="21"/>
+          <w:lang w:eastAsia="en-IN"/>
+          <w14:ligatures w14:val="none"/>
+        </w:rPr>
+      </w:pPr>
+      <w:r>
+        <w:rPr>
+          <w:rFonts w:ascii="Consolas" w:eastAsia="Times New Roman" w:hAnsi="Consolas" w:cs="Times New Roman"/>
+          <w:color w:val="BBBEBF"/>
+          <w:kern w:val="0"/>
+          <w:sz w:val="21"/>
+          <w:szCs w:val="21"/>
+          <w:lang w:eastAsia="en-IN"/>
+          <w14:ligatures w14:val="none"/>
+        </w:rPr>
+        <w:t xml:space="preserve">                </w:t>
+      </w:r>
+      <w:r>
+        <w:rPr>
+          <w:rFonts w:ascii="Consolas" w:eastAsia="Times New Roman" w:hAnsi="Consolas" w:cs="Times New Roman"/>
+          <w:color w:val="C586C0"/>
+          <w:kern w:val="0"/>
+          <w:sz w:val="21"/>
+          <w:szCs w:val="21"/>
+          <w:lang w:eastAsia="en-IN"/>
+          <w14:ligatures w14:val="none"/>
+        </w:rPr>
+        <w:t>break</w:t>
+      </w:r>
+      <w:r>
+        <w:rPr>
+          <w:rFonts w:ascii="Consolas" w:eastAsia="Times New Roman" w:hAnsi="Consolas" w:cs="Times New Roman"/>
+          <w:color w:val="BBBEBF"/>
+          <w:kern w:val="0"/>
+          <w:sz w:val="21"/>
+          <w:szCs w:val="21"/>
+          <w:lang w:eastAsia="en-IN"/>
+          <w14:ligatures w14:val="none"/>
+        </w:rPr>
+        <w:t>;</w:t>
+      </w:r>
+    </w:p>
+    <w:p>
+      <w:pPr>
+        <w:shd w:val="clear" w:color="auto" w:fill="121314"/>
+        <w:spacing w:after="0" w:line="285" w:lineRule="atLeast"/>
+        <w:rPr>
+          <w:rFonts w:ascii="Consolas" w:eastAsia="Times New Roman" w:hAnsi="Consolas" w:cs="Times New Roman"/>
+          <w:color w:val="BBBEBF"/>
+          <w:kern w:val="0"/>
+          <w:sz w:val="21"/>
+          <w:szCs w:val="21"/>
+          <w:lang w:eastAsia="en-IN"/>
+          <w14:ligatures w14:val="none"/>
+        </w:rPr>
+      </w:pPr>
+      <w:r>
+        <w:rPr>
+          <w:rFonts w:ascii="Consolas" w:eastAsia="Times New Roman" w:hAnsi="Consolas" w:cs="Times New Roman"/>
+          <w:color w:val="BBBEBF"/>
+          <w:kern w:val="0"/>
+          <w:sz w:val="21"/>
+          <w:szCs w:val="21"/>
+          <w:lang w:eastAsia="en-IN"/>
+          <w14:ligatures w14:val="none"/>
+        </w:rPr>
+        <w:t xml:space="preserve">            </w:t>
+      </w:r>
+      <w:r>
+        <w:rPr>
+          <w:rFonts w:ascii="Consolas" w:eastAsia="Times New Roman" w:hAnsi="Consolas" w:cs="Times New Roman"/>
+          <w:color w:val="C586C0"/>
+          <w:kern w:val="0"/>
+          <w:sz w:val="21"/>
+          <w:szCs w:val="21"/>
+          <w:lang w:eastAsia="en-IN"/>
+          <w14:ligatures w14:val="none"/>
+        </w:rPr>
+        <w:t>else</w:t>
+      </w:r>
+    </w:p>
+    <w:p>
+      <w:pPr>
+        <w:shd w:val="clear" w:color="auto" w:fill="121314"/>
+        <w:spacing w:after="0" w:line="285" w:lineRule="atLeast"/>
+        <w:rPr>
+          <w:rFonts w:ascii="Consolas" w:eastAsia="Times New Roman" w:hAnsi="Consolas" w:cs="Times New Roman"/>
+          <w:color w:val="BBBEBF"/>
+          <w:kern w:val="0"/>
+          <w:sz w:val="21"/>
+          <w:szCs w:val="21"/>
+          <w:lang w:eastAsia="en-IN"/>
+          <w14:ligatures w14:val="none"/>
+        </w:rPr>
+      </w:pPr>
+      <w:r>
+        <w:rPr>
+          <w:rFonts w:ascii="Consolas" w:eastAsia="Times New Roman" w:hAnsi="Consolas" w:cs="Times New Roman"/>
+          <w:color w:val="BBBEBF"/>
+          <w:kern w:val="0"/>
+          <w:sz w:val="21"/>
+          <w:szCs w:val="21"/>
+          <w:lang w:eastAsia="en-IN"/>
+          <w14:ligatures w14:val="none"/>
+        </w:rPr>
+        <w:lastRenderedPageBreak/>
+        <w:t xml:space="preserve">                </w:t>
+      </w:r>
+      <w:r>
+        <w:rPr>
+          <w:rFonts w:ascii="Consolas" w:eastAsia="Times New Roman" w:hAnsi="Consolas" w:cs="Times New Roman"/>
+          <w:color w:val="C586C0"/>
+          <w:kern w:val="0"/>
+          <w:sz w:val="21"/>
+          <w:szCs w:val="21"/>
+          <w:lang w:eastAsia="en-IN"/>
+          <w14:ligatures w14:val="none"/>
+        </w:rPr>
+        <w:t>continue</w:t>
+      </w:r>
+      <w:r>
+        <w:rPr>
+          <w:rFonts w:ascii="Consolas" w:eastAsia="Times New Roman" w:hAnsi="Consolas" w:cs="Times New Roman"/>
+          <w:color w:val="BBBEBF"/>
+          <w:kern w:val="0"/>
+          <w:sz w:val="21"/>
+          <w:szCs w:val="21"/>
+          <w:lang w:eastAsia="en-IN"/>
+          <w14:ligatures w14:val="none"/>
+        </w:rPr>
+        <w:t>;</w:t>
       </w:r>
     </w:p>
     <w:p>
@@ -14456,6 +16082,7 @@
   <w:style w:type="character" w:default="1" w:styleId="DefaultParagraphFont">
     <w:name w:val="Default Paragraph Font"/>
     <w:uiPriority w:val="1"/>
+    <w:semiHidden/>
     <w:unhideWhenUsed/>
   </w:style>
   <w:style w:type="table" w:default="1" w:styleId="TableNormal">
@@ -15085,4 +16712,198 @@
     </a:ext>
   </a:extLst>
 </a:theme>
+</file>
+
+<file path=customXml/item1.xml><?xml version="1.0" encoding="utf-8"?>
+<p:properties xmlns:p="http://schemas.microsoft.com/office/2006/metadata/properties" xmlns:xsi="http://www.w3.org/2001/XMLSchema-instance" xmlns:pc="http://schemas.microsoft.com/office/infopath/2007/PartnerControls">
+  <documentManagement/>
+</p:properties>
+</file>
+
+<file path=customXml/item2.xml><?xml version="1.0" encoding="utf-8"?>
+<?mso-contentType ?>
+<FormTemplates xmlns="http://schemas.microsoft.com/sharepoint/v3/contenttype/forms">
+  <Display>DocumentLibraryForm</Display>
+  <Edit>DocumentLibraryForm</Edit>
+  <New>DocumentLibraryForm</New>
+</FormTemplates>
+</file>
+
+<file path=customXml/item3.xml><?xml version="1.0" encoding="utf-8"?>
+<ct:contentTypeSchema xmlns:ct="http://schemas.microsoft.com/office/2006/metadata/contentType" xmlns:ma="http://schemas.microsoft.com/office/2006/metadata/properties/metaAttributes" ct:_="" ma:_="" ma:contentTypeName="Document" ma:contentTypeID="0x0101000E8A4D0EEB8B37499EA0DD9032F4705E" ma:contentTypeVersion="4" ma:contentTypeDescription="Create a new document." ma:contentTypeScope="" ma:versionID="40043f2a9f378e98fde0ed3ca7914766">
+  <xsd:schema xmlns:xsd="http://www.w3.org/2001/XMLSchema" xmlns:xs="http://www.w3.org/2001/XMLSchema" xmlns:p="http://schemas.microsoft.com/office/2006/metadata/properties" xmlns:ns3="b47e4c68-1e7e-4876-b414-939b15c80bfd" targetNamespace="http://schemas.microsoft.com/office/2006/metadata/properties" ma:root="true" ma:fieldsID="f552078268751f744131a76ff15ba7c5" ns3:_="">
+    <xsd:import namespace="b47e4c68-1e7e-4876-b414-939b15c80bfd"/>
+    <xsd:element name="properties">
+      <xsd:complexType>
+        <xsd:sequence>
+          <xsd:element name="documentManagement">
+            <xsd:complexType>
+              <xsd:all>
+                <xsd:element ref="ns3:MediaServiceDateTaken" minOccurs="0"/>
+                <xsd:element ref="ns3:MediaServiceMetadata" minOccurs="0"/>
+                <xsd:element ref="ns3:MediaServiceFastMetadata" minOccurs="0"/>
+                <xsd:element ref="ns3:MediaServiceSearchProperties" minOccurs="0"/>
+              </xsd:all>
+            </xsd:complexType>
+          </xsd:element>
+        </xsd:sequence>
+      </xsd:complexType>
+    </xsd:element>
+  </xsd:schema>
+  <xsd:schema xmlns:xsd="http://www.w3.org/2001/XMLSchema" xmlns:xs="http://www.w3.org/2001/XMLSchema" xmlns:dms="http://schemas.microsoft.com/office/2006/documentManagement/types" xmlns:pc="http://schemas.microsoft.com/office/infopath/2007/PartnerControls" targetNamespace="b47e4c68-1e7e-4876-b414-939b15c80bfd" elementFormDefault="qualified">
+    <xsd:import namespace="http://schemas.microsoft.com/office/2006/documentManagement/types"/>
+    <xsd:import namespace="http://schemas.microsoft.com/office/infopath/2007/PartnerControls"/>
+    <xsd:element name="MediaServiceDateTaken" ma:index="8" nillable="true" ma:displayName="MediaServiceDateTaken" ma:hidden="true" ma:indexed="true" ma:internalName="MediaServiceDateTaken" ma:readOnly="true">
+      <xsd:simpleType>
+        <xsd:restriction base="dms:Text"/>
+      </xsd:simpleType>
+    </xsd:element>
+    <xsd:element name="MediaServiceMetadata" ma:index="9" nillable="true" ma:displayName="MediaServiceMetadata" ma:hidden="true" ma:internalName="MediaServiceMetadata" ma:readOnly="true">
+      <xsd:simpleType>
+        <xsd:restriction base="dms:Note"/>
+      </xsd:simpleType>
+    </xsd:element>
+    <xsd:element name="MediaServiceFastMetadata" ma:index="10" nillable="true" ma:displayName="MediaServiceFastMetadata" ma:hidden="true" ma:internalName="MediaServiceFastMetadata" ma:readOnly="true">
+      <xsd:simpleType>
+        <xsd:restriction base="dms:Note"/>
+      </xsd:simpleType>
+    </xsd:element>
+    <xsd:element name="MediaServiceSearchProperties" ma:index="11" nillable="true" ma:displayName="MediaServiceSearchProperties" ma:hidden="true" ma:internalName="MediaServiceSearchProperties" ma:readOnly="true">
+      <xsd:simpleType>
+        <xsd:restriction base="dms:Note"/>
+      </xsd:simpleType>
+    </xsd:element>
+  </xsd:schema>
+  <xsd:schema xmlns="http://schemas.openxmlformats.org/package/2006/metadata/core-properties" xmlns:xsd="http://www.w3.org/2001/XMLSchema" xmlns:xsi="http://www.w3.org/2001/XMLSchema-instance" xmlns:dc="http://purl.org/dc/elements/1.1/" xmlns:dcterms="http://purl.org/dc/terms/" xmlns:odoc="http://schemas.microsoft.com/internal/obd" targetNamespace="http://schemas.openxmlformats.org/package/2006/metadata/core-properties" elementFormDefault="qualified" attributeFormDefault="unqualified" blockDefault="#all">
+    <xsd:import namespace="http://purl.org/dc/elements/1.1/" schemaLocation="http://dublincore.org/schemas/xmls/qdc/2003/04/02/dc.xsd"/>
+    <xsd:import namespace="http://purl.org/dc/terms/" schemaLocation="http://dublincore.org/schemas/xmls/qdc/2003/04/02/dcterms.xsd"/>
+    <xsd:element name="coreProperties" type="CT_coreProperties"/>
+    <xsd:complexType name="CT_coreProperties">
+      <xsd:all>
+        <xsd:element ref="dc:creator" minOccurs="0" maxOccurs="1"/>
+        <xsd:element ref="dcterms:created" minOccurs="0" maxOccurs="1"/>
+        <xsd:element ref="dc:identifier" minOccurs="0" maxOccurs="1"/>
+        <xsd:element name="contentType" minOccurs="0" maxOccurs="1" type="xsd:string" ma:index="0" ma:displayName="Content Type"/>
+        <xsd:element ref="dc:title" minOccurs="0" maxOccurs="1" ma:index="4" ma:displayName="Title"/>
+        <xsd:element ref="dc:subject" minOccurs="0" maxOccurs="1"/>
+        <xsd:element ref="dc:description" minOccurs="0" maxOccurs="1"/>
+        <xsd:element name="keywords" minOccurs="0" maxOccurs="1" type="xsd:string"/>
+        <xsd:element ref="dc:language" minOccurs="0" maxOccurs="1"/>
+        <xsd:element name="category" minOccurs="0" maxOccurs="1" type="xsd:string"/>
+        <xsd:element name="version" minOccurs="0" maxOccurs="1" type="xsd:string"/>
+        <xsd:element name="revision" minOccurs="0" maxOccurs="1" type="xsd:string">
+          <xsd:annotation>
+            <xsd:documentation>
+                        This value indicates the number of saves or revisions. The application is responsible for updating this value after each revision.
+                    </xsd:documentation>
+          </xsd:annotation>
+        </xsd:element>
+        <xsd:element name="lastModifiedBy" minOccurs="0" maxOccurs="1" type="xsd:string"/>
+        <xsd:element ref="dcterms:modified" minOccurs="0" maxOccurs="1"/>
+        <xsd:element name="contentStatus" minOccurs="0" maxOccurs="1" type="xsd:string"/>
+      </xsd:all>
+    </xsd:complexType>
+  </xsd:schema>
+  <xs:schema xmlns:pc="http://schemas.microsoft.com/office/infopath/2007/PartnerControls" xmlns:xs="http://www.w3.org/2001/XMLSchema" targetNamespace="http://schemas.microsoft.com/office/infopath/2007/PartnerControls" elementFormDefault="qualified" attributeFormDefault="unqualified">
+    <xs:element name="Person">
+      <xs:complexType>
+        <xs:sequence>
+          <xs:element ref="pc:DisplayName" minOccurs="0"/>
+          <xs:element ref="pc:AccountId" minOccurs="0"/>
+          <xs:element ref="pc:AccountType" minOccurs="0"/>
+        </xs:sequence>
+      </xs:complexType>
+    </xs:element>
+    <xs:element name="DisplayName" type="xs:string"/>
+    <xs:element name="AccountId" type="xs:string"/>
+    <xs:element name="AccountType" type="xs:string"/>
+    <xs:element name="BDCAssociatedEntity">
+      <xs:complexType>
+        <xs:sequence>
+          <xs:element ref="pc:BDCEntity" minOccurs="0" maxOccurs="unbounded"/>
+        </xs:sequence>
+        <xs:attribute ref="pc:EntityNamespace"/>
+        <xs:attribute ref="pc:EntityName"/>
+        <xs:attribute ref="pc:SystemInstanceName"/>
+        <xs:attribute ref="pc:AssociationName"/>
+      </xs:complexType>
+    </xs:element>
+    <xs:attribute name="EntityNamespace" type="xs:string"/>
+    <xs:attribute name="EntityName" type="xs:string"/>
+    <xs:attribute name="SystemInstanceName" type="xs:string"/>
+    <xs:attribute name="AssociationName" type="xs:string"/>
+    <xs:element name="BDCEntity">
+      <xs:complexType>
+        <xs:sequence>
+          <xs:element ref="pc:EntityDisplayName" minOccurs="0"/>
+          <xs:element ref="pc:EntityInstanceReference" minOccurs="0"/>
+          <xs:element ref="pc:EntityId1" minOccurs="0"/>
+          <xs:element ref="pc:EntityId2" minOccurs="0"/>
+          <xs:element ref="pc:EntityId3" minOccurs="0"/>
+          <xs:element ref="pc:EntityId4" minOccurs="0"/>
+          <xs:element ref="pc:EntityId5" minOccurs="0"/>
+        </xs:sequence>
+      </xs:complexType>
+    </xs:element>
+    <xs:element name="EntityDisplayName" type="xs:string"/>
+    <xs:element name="EntityInstanceReference" type="xs:string"/>
+    <xs:element name="EntityId1" type="xs:string"/>
+    <xs:element name="EntityId2" type="xs:string"/>
+    <xs:element name="EntityId3" type="xs:string"/>
+    <xs:element name="EntityId4" type="xs:string"/>
+    <xs:element name="EntityId5" type="xs:string"/>
+    <xs:element name="Terms">
+      <xs:complexType>
+        <xs:sequence>
+          <xs:element ref="pc:TermInfo" minOccurs="0" maxOccurs="unbounded"/>
+        </xs:sequence>
+      </xs:complexType>
+    </xs:element>
+    <xs:element name="TermInfo">
+      <xs:complexType>
+        <xs:sequence>
+          <xs:element ref="pc:TermName" minOccurs="0"/>
+          <xs:element ref="pc:TermId" minOccurs="0"/>
+        </xs:sequence>
+      </xs:complexType>
+    </xs:element>
+    <xs:element name="TermName" type="xs:string"/>
+    <xs:element name="TermId" type="xs:string"/>
+  </xs:schema>
+</ct:contentTypeSchema>
+</file>
+
+<file path=customXml/itemProps1.xml><?xml version="1.0" encoding="utf-8"?>
+<ds:datastoreItem xmlns:ds="http://schemas.openxmlformats.org/officeDocument/2006/customXml" ds:itemID="{588F975C-242F-44F3-8628-FE0AD1B0DD34}">
+  <ds:schemaRefs>
+    <ds:schemaRef ds:uri="http://schemas.microsoft.com/office/2006/metadata/properties"/>
+    <ds:schemaRef ds:uri="http://schemas.microsoft.com/office/infopath/2007/PartnerControls"/>
+  </ds:schemaRefs>
+</ds:datastoreItem>
+</file>
+
+<file path=customXml/itemProps2.xml><?xml version="1.0" encoding="utf-8"?>
+<ds:datastoreItem xmlns:ds="http://schemas.openxmlformats.org/officeDocument/2006/customXml" ds:itemID="{7B12DD26-D994-4954-895B-6108C218B050}">
+  <ds:schemaRefs>
+    <ds:schemaRef ds:uri="http://schemas.microsoft.com/sharepoint/v3/contenttype/forms"/>
+  </ds:schemaRefs>
+</ds:datastoreItem>
+</file>
+
+<file path=customXml/itemProps3.xml><?xml version="1.0" encoding="utf-8"?>
+<ds:datastoreItem xmlns:ds="http://schemas.openxmlformats.org/officeDocument/2006/customXml" ds:itemID="{43F48645-43CE-43E8-8114-B6B5E3D23BEF}">
+  <ds:schemaRefs>
+    <ds:schemaRef ds:uri="http://schemas.microsoft.com/office/2006/metadata/contentType"/>
+    <ds:schemaRef ds:uri="http://schemas.microsoft.com/office/2006/metadata/properties/metaAttributes"/>
+    <ds:schemaRef ds:uri="http://www.w3.org/2001/XMLSchema"/>
+    <ds:schemaRef ds:uri="http://schemas.microsoft.com/office/2006/metadata/properties"/>
+    <ds:schemaRef ds:uri="b47e4c68-1e7e-4876-b414-939b15c80bfd"/>
+    <ds:schemaRef ds:uri="http://schemas.microsoft.com/office/2006/documentManagement/types"/>
+    <ds:schemaRef ds:uri="http://schemas.microsoft.com/office/infopath/2007/PartnerControls"/>
+    <ds:schemaRef ds:uri="http://schemas.openxmlformats.org/package/2006/metadata/core-properties"/>
+    <ds:schemaRef ds:uri="http://purl.org/dc/elements/1.1/"/>
+    <ds:schemaRef ds:uri="http://purl.org/dc/terms/"/>
+    <ds:schemaRef ds:uri="http://schemas.microsoft.com/internal/obd"/>
+  </ds:schemaRefs>
+</ds:datastoreItem>
 </file>